--- a/Project Documentations/Carbon_Heist_Mitigation_Documentation.docx
+++ b/Project Documentations/Carbon_Heist_Mitigation_Documentation.docx
@@ -172,25 +172,7 @@
                 <w:sz w:val="20"/>
                 <w:szCs w:val="20"/>
               </w:rPr>
-              <w:t>github.com/</w:t>
-            </w:r>
-            <w:proofErr w:type="spellStart"/>
-            <w:r>
-              <w:rPr>
-                <w:color w:val="FFFFFF"/>
-                <w:sz w:val="20"/>
-                <w:szCs w:val="20"/>
-              </w:rPr>
-              <w:t>ahmedadelamin</w:t>
-            </w:r>
-            <w:proofErr w:type="spellEnd"/>
-            <w:r>
-              <w:rPr>
-                <w:color w:val="FFFFFF"/>
-                <w:sz w:val="20"/>
-                <w:szCs w:val="20"/>
-              </w:rPr>
-              <w:t>/carbon-heist-mitigation</w:t>
+              <w:t>github.com/ahmedadelamin/carbon-heist-mitigation</w:t>
             </w:r>
             <w:r>
               <w:br/>
@@ -211,18 +193,8 @@
                 <w:sz w:val="20"/>
                 <w:szCs w:val="20"/>
               </w:rPr>
-              <w:t>carbon-heist-</w:t>
-            </w:r>
-            <w:proofErr w:type="spellStart"/>
-            <w:r>
-              <w:rPr>
-                <w:color w:val="FFFFFF"/>
-                <w:sz w:val="20"/>
-                <w:szCs w:val="20"/>
-              </w:rPr>
-              <w:t>mitigation.streamlit.app</w:t>
-            </w:r>
-            <w:proofErr w:type="spellEnd"/>
+              <w:t>carbon-heist-mitigation.streamlit.app</w:t>
+            </w:r>
             <w:r>
               <w:br/>
             </w:r>
@@ -236,23 +208,13 @@
               </w:rPr>
               <w:t xml:space="preserve">VERSION   </w:t>
             </w:r>
-            <w:proofErr w:type="gramStart"/>
             <w:r>
               <w:rPr>
                 <w:color w:val="FFFFFF"/>
                 <w:sz w:val="20"/>
                 <w:szCs w:val="20"/>
               </w:rPr>
-              <w:t>v1.0  |</w:t>
-            </w:r>
-            <w:proofErr w:type="gramEnd"/>
-            <w:r>
-              <w:rPr>
-                <w:color w:val="FFFFFF"/>
-                <w:sz w:val="20"/>
-                <w:szCs w:val="20"/>
-              </w:rPr>
-              <w:t xml:space="preserve">  July 2026</w:t>
+              <w:t xml:space="preserve">v1.0  |  July 2026</w:t>
             </w:r>
           </w:p>
         </w:tc>
@@ -308,11 +270,7 @@
           </w:pPr>
           <w:r>
             <w:fldChar w:fldCharType="begin"/>
-          </w:r>
-          <w:r>
             <w:instrText>TOC \h \o "1-3"</w:instrText>
-          </w:r>
-          <w:r>
             <w:fldChar w:fldCharType="separate"/>
           </w:r>
           <w:hyperlink w:anchor="_Toc235062614" w:history="1">
@@ -330,40 +288,10 @@
                 <w:noProof/>
               </w:rPr>
               <w:tab/>
-            </w:r>
-            <w:r>
-              <w:rPr>
-                <w:noProof/>
-              </w:rPr>
               <w:fldChar w:fldCharType="begin"/>
-            </w:r>
-            <w:r>
-              <w:rPr>
-                <w:noProof/>
-              </w:rPr>
               <w:instrText xml:space="preserve"> PAGEREF _Toc235062614 \h </w:instrText>
-            </w:r>
-            <w:r>
-              <w:rPr>
-                <w:noProof/>
-              </w:rPr>
-            </w:r>
-            <w:r>
-              <w:rPr>
-                <w:noProof/>
-              </w:rPr>
               <w:fldChar w:fldCharType="separate"/>
-            </w:r>
-            <w:r>
-              <w:rPr>
-                <w:noProof/>
-              </w:rPr>
               <w:t>2</w:t>
-            </w:r>
-            <w:r>
-              <w:rPr>
-                <w:noProof/>
-              </w:rPr>
               <w:fldChar w:fldCharType="end"/>
             </w:r>
           </w:hyperlink>
@@ -393,40 +321,10 @@
                 <w:noProof/>
               </w:rPr>
               <w:tab/>
-            </w:r>
-            <w:r>
-              <w:rPr>
-                <w:noProof/>
-              </w:rPr>
               <w:fldChar w:fldCharType="begin"/>
-            </w:r>
-            <w:r>
-              <w:rPr>
-                <w:noProof/>
-              </w:rPr>
               <w:instrText xml:space="preserve"> PAGEREF _Toc235062615 \h </w:instrText>
-            </w:r>
-            <w:r>
-              <w:rPr>
-                <w:noProof/>
-              </w:rPr>
-            </w:r>
-            <w:r>
-              <w:rPr>
-                <w:noProof/>
-              </w:rPr>
               <w:fldChar w:fldCharType="separate"/>
-            </w:r>
-            <w:r>
-              <w:rPr>
-                <w:noProof/>
-              </w:rPr>
               <w:t>4</w:t>
-            </w:r>
-            <w:r>
-              <w:rPr>
-                <w:noProof/>
-              </w:rPr>
               <w:fldChar w:fldCharType="end"/>
             </w:r>
           </w:hyperlink>
@@ -456,40 +354,10 @@
                 <w:noProof/>
               </w:rPr>
               <w:tab/>
-            </w:r>
-            <w:r>
-              <w:rPr>
-                <w:noProof/>
-              </w:rPr>
               <w:fldChar w:fldCharType="begin"/>
-            </w:r>
-            <w:r>
-              <w:rPr>
-                <w:noProof/>
-              </w:rPr>
               <w:instrText xml:space="preserve"> PAGEREF _Toc235062616 \h </w:instrText>
-            </w:r>
-            <w:r>
-              <w:rPr>
-                <w:noProof/>
-              </w:rPr>
-            </w:r>
-            <w:r>
-              <w:rPr>
-                <w:noProof/>
-              </w:rPr>
               <w:fldChar w:fldCharType="separate"/>
-            </w:r>
-            <w:r>
-              <w:rPr>
-                <w:noProof/>
-              </w:rPr>
               <w:t>4</w:t>
-            </w:r>
-            <w:r>
-              <w:rPr>
-                <w:noProof/>
-              </w:rPr>
               <w:fldChar w:fldCharType="end"/>
             </w:r>
           </w:hyperlink>
@@ -519,40 +387,10 @@
                 <w:noProof/>
               </w:rPr>
               <w:tab/>
-            </w:r>
-            <w:r>
-              <w:rPr>
-                <w:noProof/>
-              </w:rPr>
               <w:fldChar w:fldCharType="begin"/>
-            </w:r>
-            <w:r>
-              <w:rPr>
-                <w:noProof/>
-              </w:rPr>
               <w:instrText xml:space="preserve"> PAGEREF _Toc235062617 \h </w:instrText>
-            </w:r>
-            <w:r>
-              <w:rPr>
-                <w:noProof/>
-              </w:rPr>
-            </w:r>
-            <w:r>
-              <w:rPr>
-                <w:noProof/>
-              </w:rPr>
               <w:fldChar w:fldCharType="separate"/>
-            </w:r>
-            <w:r>
-              <w:rPr>
-                <w:noProof/>
-              </w:rPr>
               <w:t>4</w:t>
-            </w:r>
-            <w:r>
-              <w:rPr>
-                <w:noProof/>
-              </w:rPr>
               <w:fldChar w:fldCharType="end"/>
             </w:r>
           </w:hyperlink>
@@ -582,40 +420,10 @@
                 <w:noProof/>
               </w:rPr>
               <w:tab/>
-            </w:r>
-            <w:r>
-              <w:rPr>
-                <w:noProof/>
-              </w:rPr>
               <w:fldChar w:fldCharType="begin"/>
-            </w:r>
-            <w:r>
-              <w:rPr>
-                <w:noProof/>
-              </w:rPr>
               <w:instrText xml:space="preserve"> PAGEREF _Toc235062618 \h </w:instrText>
-            </w:r>
-            <w:r>
-              <w:rPr>
-                <w:noProof/>
-              </w:rPr>
-            </w:r>
-            <w:r>
-              <w:rPr>
-                <w:noProof/>
-              </w:rPr>
               <w:fldChar w:fldCharType="separate"/>
-            </w:r>
-            <w:r>
-              <w:rPr>
-                <w:noProof/>
-              </w:rPr>
               <w:t>4</w:t>
-            </w:r>
-            <w:r>
-              <w:rPr>
-                <w:noProof/>
-              </w:rPr>
               <w:fldChar w:fldCharType="end"/>
             </w:r>
           </w:hyperlink>
@@ -645,40 +453,10 @@
                 <w:noProof/>
               </w:rPr>
               <w:tab/>
-            </w:r>
-            <w:r>
-              <w:rPr>
-                <w:noProof/>
-              </w:rPr>
               <w:fldChar w:fldCharType="begin"/>
-            </w:r>
-            <w:r>
-              <w:rPr>
-                <w:noProof/>
-              </w:rPr>
               <w:instrText xml:space="preserve"> PAGEREF _Toc235062619 \h </w:instrText>
-            </w:r>
-            <w:r>
-              <w:rPr>
-                <w:noProof/>
-              </w:rPr>
-            </w:r>
-            <w:r>
-              <w:rPr>
-                <w:noProof/>
-              </w:rPr>
               <w:fldChar w:fldCharType="separate"/>
-            </w:r>
-            <w:r>
-              <w:rPr>
-                <w:noProof/>
-              </w:rPr>
               <w:t>5</w:t>
-            </w:r>
-            <w:r>
-              <w:rPr>
-                <w:noProof/>
-              </w:rPr>
               <w:fldChar w:fldCharType="end"/>
             </w:r>
           </w:hyperlink>
@@ -708,40 +486,10 @@
                 <w:noProof/>
               </w:rPr>
               <w:tab/>
-            </w:r>
-            <w:r>
-              <w:rPr>
-                <w:noProof/>
-              </w:rPr>
               <w:fldChar w:fldCharType="begin"/>
-            </w:r>
-            <w:r>
-              <w:rPr>
-                <w:noProof/>
-              </w:rPr>
               <w:instrText xml:space="preserve"> PAGEREF _Toc235062620 \h </w:instrText>
-            </w:r>
-            <w:r>
-              <w:rPr>
-                <w:noProof/>
-              </w:rPr>
-            </w:r>
-            <w:r>
-              <w:rPr>
-                <w:noProof/>
-              </w:rPr>
               <w:fldChar w:fldCharType="separate"/>
-            </w:r>
-            <w:r>
-              <w:rPr>
-                <w:noProof/>
-              </w:rPr>
               <w:t>5</w:t>
-            </w:r>
-            <w:r>
-              <w:rPr>
-                <w:noProof/>
-              </w:rPr>
               <w:fldChar w:fldCharType="end"/>
             </w:r>
           </w:hyperlink>
@@ -771,40 +519,10 @@
                 <w:noProof/>
               </w:rPr>
               <w:tab/>
-            </w:r>
-            <w:r>
-              <w:rPr>
-                <w:noProof/>
-              </w:rPr>
               <w:fldChar w:fldCharType="begin"/>
-            </w:r>
-            <w:r>
-              <w:rPr>
-                <w:noProof/>
-              </w:rPr>
               <w:instrText xml:space="preserve"> PAGEREF _Toc235062621 \h </w:instrText>
-            </w:r>
-            <w:r>
-              <w:rPr>
-                <w:noProof/>
-              </w:rPr>
-            </w:r>
-            <w:r>
-              <w:rPr>
-                <w:noProof/>
-              </w:rPr>
               <w:fldChar w:fldCharType="separate"/>
-            </w:r>
-            <w:r>
-              <w:rPr>
-                <w:noProof/>
-              </w:rPr>
               <w:t>5</w:t>
-            </w:r>
-            <w:r>
-              <w:rPr>
-                <w:noProof/>
-              </w:rPr>
               <w:fldChar w:fldCharType="end"/>
             </w:r>
           </w:hyperlink>
@@ -834,40 +552,10 @@
                 <w:noProof/>
               </w:rPr>
               <w:tab/>
-            </w:r>
-            <w:r>
-              <w:rPr>
-                <w:noProof/>
-              </w:rPr>
               <w:fldChar w:fldCharType="begin"/>
-            </w:r>
-            <w:r>
-              <w:rPr>
-                <w:noProof/>
-              </w:rPr>
               <w:instrText xml:space="preserve"> PAGEREF _Toc235062622 \h </w:instrText>
-            </w:r>
-            <w:r>
-              <w:rPr>
-                <w:noProof/>
-              </w:rPr>
-            </w:r>
-            <w:r>
-              <w:rPr>
-                <w:noProof/>
-              </w:rPr>
               <w:fldChar w:fldCharType="separate"/>
-            </w:r>
-            <w:r>
-              <w:rPr>
-                <w:noProof/>
-              </w:rPr>
               <w:t>6</w:t>
-            </w:r>
-            <w:r>
-              <w:rPr>
-                <w:noProof/>
-              </w:rPr>
               <w:fldChar w:fldCharType="end"/>
             </w:r>
           </w:hyperlink>
@@ -897,40 +585,10 @@
                 <w:noProof/>
               </w:rPr>
               <w:tab/>
-            </w:r>
-            <w:r>
-              <w:rPr>
-                <w:noProof/>
-              </w:rPr>
               <w:fldChar w:fldCharType="begin"/>
-            </w:r>
-            <w:r>
-              <w:rPr>
-                <w:noProof/>
-              </w:rPr>
               <w:instrText xml:space="preserve"> PAGEREF _Toc235062623 \h </w:instrText>
-            </w:r>
-            <w:r>
-              <w:rPr>
-                <w:noProof/>
-              </w:rPr>
-            </w:r>
-            <w:r>
-              <w:rPr>
-                <w:noProof/>
-              </w:rPr>
               <w:fldChar w:fldCharType="separate"/>
-            </w:r>
-            <w:r>
-              <w:rPr>
-                <w:noProof/>
-              </w:rPr>
               <w:t>6</w:t>
-            </w:r>
-            <w:r>
-              <w:rPr>
-                <w:noProof/>
-              </w:rPr>
               <w:fldChar w:fldCharType="end"/>
             </w:r>
           </w:hyperlink>
@@ -960,40 +618,10 @@
                 <w:noProof/>
               </w:rPr>
               <w:tab/>
-            </w:r>
-            <w:r>
-              <w:rPr>
-                <w:noProof/>
-              </w:rPr>
               <w:fldChar w:fldCharType="begin"/>
-            </w:r>
-            <w:r>
-              <w:rPr>
-                <w:noProof/>
-              </w:rPr>
               <w:instrText xml:space="preserve"> PAGEREF _Toc235062624 \h </w:instrText>
-            </w:r>
-            <w:r>
-              <w:rPr>
-                <w:noProof/>
-              </w:rPr>
-            </w:r>
-            <w:r>
-              <w:rPr>
-                <w:noProof/>
-              </w:rPr>
               <w:fldChar w:fldCharType="separate"/>
-            </w:r>
-            <w:r>
-              <w:rPr>
-                <w:noProof/>
-              </w:rPr>
               <w:t>8</w:t>
-            </w:r>
-            <w:r>
-              <w:rPr>
-                <w:noProof/>
-              </w:rPr>
               <w:fldChar w:fldCharType="end"/>
             </w:r>
           </w:hyperlink>
@@ -1023,40 +651,10 @@
                 <w:noProof/>
               </w:rPr>
               <w:tab/>
-            </w:r>
-            <w:r>
-              <w:rPr>
-                <w:noProof/>
-              </w:rPr>
               <w:fldChar w:fldCharType="begin"/>
-            </w:r>
-            <w:r>
-              <w:rPr>
-                <w:noProof/>
-              </w:rPr>
               <w:instrText xml:space="preserve"> PAGEREF _Toc235062625 \h </w:instrText>
-            </w:r>
-            <w:r>
-              <w:rPr>
-                <w:noProof/>
-              </w:rPr>
-            </w:r>
-            <w:r>
-              <w:rPr>
-                <w:noProof/>
-              </w:rPr>
               <w:fldChar w:fldCharType="separate"/>
-            </w:r>
-            <w:r>
-              <w:rPr>
-                <w:noProof/>
-              </w:rPr>
               <w:t>8</w:t>
-            </w:r>
-            <w:r>
-              <w:rPr>
-                <w:noProof/>
-              </w:rPr>
               <w:fldChar w:fldCharType="end"/>
             </w:r>
           </w:hyperlink>
@@ -1086,40 +684,10 @@
                 <w:noProof/>
               </w:rPr>
               <w:tab/>
-            </w:r>
-            <w:r>
-              <w:rPr>
-                <w:noProof/>
-              </w:rPr>
               <w:fldChar w:fldCharType="begin"/>
-            </w:r>
-            <w:r>
-              <w:rPr>
-                <w:noProof/>
-              </w:rPr>
               <w:instrText xml:space="preserve"> PAGEREF _Toc235062626 \h </w:instrText>
-            </w:r>
-            <w:r>
-              <w:rPr>
-                <w:noProof/>
-              </w:rPr>
-            </w:r>
-            <w:r>
-              <w:rPr>
-                <w:noProof/>
-              </w:rPr>
               <w:fldChar w:fldCharType="separate"/>
-            </w:r>
-            <w:r>
-              <w:rPr>
-                <w:noProof/>
-              </w:rPr>
               <w:t>8</w:t>
-            </w:r>
-            <w:r>
-              <w:rPr>
-                <w:noProof/>
-              </w:rPr>
               <w:fldChar w:fldCharType="end"/>
             </w:r>
           </w:hyperlink>
@@ -1149,40 +717,10 @@
                 <w:noProof/>
               </w:rPr>
               <w:tab/>
-            </w:r>
-            <w:r>
-              <w:rPr>
-                <w:noProof/>
-              </w:rPr>
               <w:fldChar w:fldCharType="begin"/>
-            </w:r>
-            <w:r>
-              <w:rPr>
-                <w:noProof/>
-              </w:rPr>
               <w:instrText xml:space="preserve"> PAGEREF _Toc235062627 \h </w:instrText>
-            </w:r>
-            <w:r>
-              <w:rPr>
-                <w:noProof/>
-              </w:rPr>
-            </w:r>
-            <w:r>
-              <w:rPr>
-                <w:noProof/>
-              </w:rPr>
               <w:fldChar w:fldCharType="separate"/>
-            </w:r>
-            <w:r>
-              <w:rPr>
-                <w:noProof/>
-              </w:rPr>
               <w:t>8</w:t>
-            </w:r>
-            <w:r>
-              <w:rPr>
-                <w:noProof/>
-              </w:rPr>
               <w:fldChar w:fldCharType="end"/>
             </w:r>
           </w:hyperlink>
@@ -1212,40 +750,10 @@
                 <w:noProof/>
               </w:rPr>
               <w:tab/>
-            </w:r>
-            <w:r>
-              <w:rPr>
-                <w:noProof/>
-              </w:rPr>
               <w:fldChar w:fldCharType="begin"/>
-            </w:r>
-            <w:r>
-              <w:rPr>
-                <w:noProof/>
-              </w:rPr>
               <w:instrText xml:space="preserve"> PAGEREF _Toc235062628 \h </w:instrText>
-            </w:r>
-            <w:r>
-              <w:rPr>
-                <w:noProof/>
-              </w:rPr>
-            </w:r>
-            <w:r>
-              <w:rPr>
-                <w:noProof/>
-              </w:rPr>
               <w:fldChar w:fldCharType="separate"/>
-            </w:r>
-            <w:r>
-              <w:rPr>
-                <w:noProof/>
-              </w:rPr>
               <w:t>9</w:t>
-            </w:r>
-            <w:r>
-              <w:rPr>
-                <w:noProof/>
-              </w:rPr>
               <w:fldChar w:fldCharType="end"/>
             </w:r>
           </w:hyperlink>
@@ -1275,40 +783,10 @@
                 <w:noProof/>
               </w:rPr>
               <w:tab/>
-            </w:r>
-            <w:r>
-              <w:rPr>
-                <w:noProof/>
-              </w:rPr>
               <w:fldChar w:fldCharType="begin"/>
-            </w:r>
-            <w:r>
-              <w:rPr>
-                <w:noProof/>
-              </w:rPr>
               <w:instrText xml:space="preserve"> PAGEREF _Toc235062629 \h </w:instrText>
-            </w:r>
-            <w:r>
-              <w:rPr>
-                <w:noProof/>
-              </w:rPr>
-            </w:r>
-            <w:r>
-              <w:rPr>
-                <w:noProof/>
-              </w:rPr>
               <w:fldChar w:fldCharType="separate"/>
-            </w:r>
-            <w:r>
-              <w:rPr>
-                <w:noProof/>
-              </w:rPr>
               <w:t>10</w:t>
-            </w:r>
-            <w:r>
-              <w:rPr>
-                <w:noProof/>
-              </w:rPr>
               <w:fldChar w:fldCharType="end"/>
             </w:r>
           </w:hyperlink>
@@ -1338,40 +816,10 @@
                 <w:noProof/>
               </w:rPr>
               <w:tab/>
-            </w:r>
-            <w:r>
-              <w:rPr>
-                <w:noProof/>
-              </w:rPr>
               <w:fldChar w:fldCharType="begin"/>
-            </w:r>
-            <w:r>
-              <w:rPr>
-                <w:noProof/>
-              </w:rPr>
               <w:instrText xml:space="preserve"> PAGEREF _Toc235062630 \h </w:instrText>
-            </w:r>
-            <w:r>
-              <w:rPr>
-                <w:noProof/>
-              </w:rPr>
-            </w:r>
-            <w:r>
-              <w:rPr>
-                <w:noProof/>
-              </w:rPr>
               <w:fldChar w:fldCharType="separate"/>
-            </w:r>
-            <w:r>
-              <w:rPr>
-                <w:noProof/>
-              </w:rPr>
               <w:t>10</w:t>
-            </w:r>
-            <w:r>
-              <w:rPr>
-                <w:noProof/>
-              </w:rPr>
               <w:fldChar w:fldCharType="end"/>
             </w:r>
           </w:hyperlink>
@@ -1401,40 +849,10 @@
                 <w:noProof/>
               </w:rPr>
               <w:tab/>
-            </w:r>
-            <w:r>
-              <w:rPr>
-                <w:noProof/>
-              </w:rPr>
               <w:fldChar w:fldCharType="begin"/>
-            </w:r>
-            <w:r>
-              <w:rPr>
-                <w:noProof/>
-              </w:rPr>
               <w:instrText xml:space="preserve"> PAGEREF _Toc235062631 \h </w:instrText>
-            </w:r>
-            <w:r>
-              <w:rPr>
-                <w:noProof/>
-              </w:rPr>
-            </w:r>
-            <w:r>
-              <w:rPr>
-                <w:noProof/>
-              </w:rPr>
               <w:fldChar w:fldCharType="separate"/>
-            </w:r>
-            <w:r>
-              <w:rPr>
-                <w:noProof/>
-              </w:rPr>
               <w:t>10</w:t>
-            </w:r>
-            <w:r>
-              <w:rPr>
-                <w:noProof/>
-              </w:rPr>
               <w:fldChar w:fldCharType="end"/>
             </w:r>
           </w:hyperlink>
@@ -1464,40 +882,10 @@
                 <w:noProof/>
               </w:rPr>
               <w:tab/>
-            </w:r>
-            <w:r>
-              <w:rPr>
-                <w:noProof/>
-              </w:rPr>
               <w:fldChar w:fldCharType="begin"/>
-            </w:r>
-            <w:r>
-              <w:rPr>
-                <w:noProof/>
-              </w:rPr>
               <w:instrText xml:space="preserve"> PAGEREF _Toc235062632 \h </w:instrText>
-            </w:r>
-            <w:r>
-              <w:rPr>
-                <w:noProof/>
-              </w:rPr>
-            </w:r>
-            <w:r>
-              <w:rPr>
-                <w:noProof/>
-              </w:rPr>
               <w:fldChar w:fldCharType="separate"/>
-            </w:r>
-            <w:r>
-              <w:rPr>
-                <w:noProof/>
-              </w:rPr>
               <w:t>10</w:t>
-            </w:r>
-            <w:r>
-              <w:rPr>
-                <w:noProof/>
-              </w:rPr>
               <w:fldChar w:fldCharType="end"/>
             </w:r>
           </w:hyperlink>
@@ -1527,40 +915,10 @@
                 <w:noProof/>
               </w:rPr>
               <w:tab/>
-            </w:r>
-            <w:r>
-              <w:rPr>
-                <w:noProof/>
-              </w:rPr>
               <w:fldChar w:fldCharType="begin"/>
-            </w:r>
-            <w:r>
-              <w:rPr>
-                <w:noProof/>
-              </w:rPr>
               <w:instrText xml:space="preserve"> PAGEREF _Toc235062633 \h </w:instrText>
-            </w:r>
-            <w:r>
-              <w:rPr>
-                <w:noProof/>
-              </w:rPr>
-            </w:r>
-            <w:r>
-              <w:rPr>
-                <w:noProof/>
-              </w:rPr>
               <w:fldChar w:fldCharType="separate"/>
-            </w:r>
-            <w:r>
-              <w:rPr>
-                <w:noProof/>
-              </w:rPr>
               <w:t>11</w:t>
-            </w:r>
-            <w:r>
-              <w:rPr>
-                <w:noProof/>
-              </w:rPr>
               <w:fldChar w:fldCharType="end"/>
             </w:r>
           </w:hyperlink>
@@ -1590,40 +948,10 @@
                 <w:noProof/>
               </w:rPr>
               <w:tab/>
-            </w:r>
-            <w:r>
-              <w:rPr>
-                <w:noProof/>
-              </w:rPr>
               <w:fldChar w:fldCharType="begin"/>
-            </w:r>
-            <w:r>
-              <w:rPr>
-                <w:noProof/>
-              </w:rPr>
               <w:instrText xml:space="preserve"> PAGEREF _Toc235062634 \h </w:instrText>
-            </w:r>
-            <w:r>
-              <w:rPr>
-                <w:noProof/>
-              </w:rPr>
-            </w:r>
-            <w:r>
-              <w:rPr>
-                <w:noProof/>
-              </w:rPr>
               <w:fldChar w:fldCharType="separate"/>
-            </w:r>
-            <w:r>
-              <w:rPr>
-                <w:noProof/>
-              </w:rPr>
               <w:t>11</w:t>
-            </w:r>
-            <w:r>
-              <w:rPr>
-                <w:noProof/>
-              </w:rPr>
               <w:fldChar w:fldCharType="end"/>
             </w:r>
           </w:hyperlink>
@@ -1653,40 +981,10 @@
                 <w:noProof/>
               </w:rPr>
               <w:tab/>
-            </w:r>
-            <w:r>
-              <w:rPr>
-                <w:noProof/>
-              </w:rPr>
               <w:fldChar w:fldCharType="begin"/>
-            </w:r>
-            <w:r>
-              <w:rPr>
-                <w:noProof/>
-              </w:rPr>
               <w:instrText xml:space="preserve"> PAGEREF _Toc235062635 \h </w:instrText>
-            </w:r>
-            <w:r>
-              <w:rPr>
-                <w:noProof/>
-              </w:rPr>
-            </w:r>
-            <w:r>
-              <w:rPr>
-                <w:noProof/>
-              </w:rPr>
               <w:fldChar w:fldCharType="separate"/>
-            </w:r>
-            <w:r>
-              <w:rPr>
-                <w:noProof/>
-              </w:rPr>
               <w:t>12</w:t>
-            </w:r>
-            <w:r>
-              <w:rPr>
-                <w:noProof/>
-              </w:rPr>
               <w:fldChar w:fldCharType="end"/>
             </w:r>
           </w:hyperlink>
@@ -1716,40 +1014,10 @@
                 <w:noProof/>
               </w:rPr>
               <w:tab/>
-            </w:r>
-            <w:r>
-              <w:rPr>
-                <w:noProof/>
-              </w:rPr>
               <w:fldChar w:fldCharType="begin"/>
-            </w:r>
-            <w:r>
-              <w:rPr>
-                <w:noProof/>
-              </w:rPr>
               <w:instrText xml:space="preserve"> PAGEREF _Toc235062636 \h </w:instrText>
-            </w:r>
-            <w:r>
-              <w:rPr>
-                <w:noProof/>
-              </w:rPr>
-            </w:r>
-            <w:r>
-              <w:rPr>
-                <w:noProof/>
-              </w:rPr>
               <w:fldChar w:fldCharType="separate"/>
-            </w:r>
-            <w:r>
-              <w:rPr>
-                <w:noProof/>
-              </w:rPr>
               <w:t>12</w:t>
-            </w:r>
-            <w:r>
-              <w:rPr>
-                <w:noProof/>
-              </w:rPr>
               <w:fldChar w:fldCharType="end"/>
             </w:r>
           </w:hyperlink>
@@ -1779,40 +1047,10 @@
                 <w:noProof/>
               </w:rPr>
               <w:tab/>
-            </w:r>
-            <w:r>
-              <w:rPr>
-                <w:noProof/>
-              </w:rPr>
               <w:fldChar w:fldCharType="begin"/>
-            </w:r>
-            <w:r>
-              <w:rPr>
-                <w:noProof/>
-              </w:rPr>
               <w:instrText xml:space="preserve"> PAGEREF _Toc235062637 \h </w:instrText>
-            </w:r>
-            <w:r>
-              <w:rPr>
-                <w:noProof/>
-              </w:rPr>
-            </w:r>
-            <w:r>
-              <w:rPr>
-                <w:noProof/>
-              </w:rPr>
               <w:fldChar w:fldCharType="separate"/>
-            </w:r>
-            <w:r>
-              <w:rPr>
-                <w:noProof/>
-              </w:rPr>
               <w:t>12</w:t>
-            </w:r>
-            <w:r>
-              <w:rPr>
-                <w:noProof/>
-              </w:rPr>
               <w:fldChar w:fldCharType="end"/>
             </w:r>
           </w:hyperlink>
@@ -1842,40 +1080,10 @@
                 <w:noProof/>
               </w:rPr>
               <w:tab/>
-            </w:r>
-            <w:r>
-              <w:rPr>
-                <w:noProof/>
-              </w:rPr>
               <w:fldChar w:fldCharType="begin"/>
-            </w:r>
-            <w:r>
-              <w:rPr>
-                <w:noProof/>
-              </w:rPr>
               <w:instrText xml:space="preserve"> PAGEREF _Toc235062638 \h </w:instrText>
-            </w:r>
-            <w:r>
-              <w:rPr>
-                <w:noProof/>
-              </w:rPr>
-            </w:r>
-            <w:r>
-              <w:rPr>
-                <w:noProof/>
-              </w:rPr>
               <w:fldChar w:fldCharType="separate"/>
-            </w:r>
-            <w:r>
-              <w:rPr>
-                <w:noProof/>
-              </w:rPr>
               <w:t>12</w:t>
-            </w:r>
-            <w:r>
-              <w:rPr>
-                <w:noProof/>
-              </w:rPr>
               <w:fldChar w:fldCharType="end"/>
             </w:r>
           </w:hyperlink>
@@ -1905,40 +1113,10 @@
                 <w:noProof/>
               </w:rPr>
               <w:tab/>
-            </w:r>
-            <w:r>
-              <w:rPr>
-                <w:noProof/>
-              </w:rPr>
               <w:fldChar w:fldCharType="begin"/>
-            </w:r>
-            <w:r>
-              <w:rPr>
-                <w:noProof/>
-              </w:rPr>
               <w:instrText xml:space="preserve"> PAGEREF _Toc235062639 \h </w:instrText>
-            </w:r>
-            <w:r>
-              <w:rPr>
-                <w:noProof/>
-              </w:rPr>
-            </w:r>
-            <w:r>
-              <w:rPr>
-                <w:noProof/>
-              </w:rPr>
               <w:fldChar w:fldCharType="separate"/>
-            </w:r>
-            <w:r>
-              <w:rPr>
-                <w:noProof/>
-              </w:rPr>
               <w:t>12</w:t>
-            </w:r>
-            <w:r>
-              <w:rPr>
-                <w:noProof/>
-              </w:rPr>
               <w:fldChar w:fldCharType="end"/>
             </w:r>
           </w:hyperlink>
@@ -1968,40 +1146,10 @@
                 <w:noProof/>
               </w:rPr>
               <w:tab/>
-            </w:r>
-            <w:r>
-              <w:rPr>
-                <w:noProof/>
-              </w:rPr>
               <w:fldChar w:fldCharType="begin"/>
-            </w:r>
-            <w:r>
-              <w:rPr>
-                <w:noProof/>
-              </w:rPr>
               <w:instrText xml:space="preserve"> PAGEREF _Toc235062640 \h </w:instrText>
-            </w:r>
-            <w:r>
-              <w:rPr>
-                <w:noProof/>
-              </w:rPr>
-            </w:r>
-            <w:r>
-              <w:rPr>
-                <w:noProof/>
-              </w:rPr>
               <w:fldChar w:fldCharType="separate"/>
-            </w:r>
-            <w:r>
-              <w:rPr>
-                <w:noProof/>
-              </w:rPr>
               <w:t>12</w:t>
-            </w:r>
-            <w:r>
-              <w:rPr>
-                <w:noProof/>
-              </w:rPr>
               <w:fldChar w:fldCharType="end"/>
             </w:r>
           </w:hyperlink>
@@ -2031,40 +1179,10 @@
                 <w:noProof/>
               </w:rPr>
               <w:tab/>
-            </w:r>
-            <w:r>
-              <w:rPr>
-                <w:noProof/>
-              </w:rPr>
               <w:fldChar w:fldCharType="begin"/>
-            </w:r>
-            <w:r>
-              <w:rPr>
-                <w:noProof/>
-              </w:rPr>
               <w:instrText xml:space="preserve"> PAGEREF _Toc235062641 \h </w:instrText>
-            </w:r>
-            <w:r>
-              <w:rPr>
-                <w:noProof/>
-              </w:rPr>
-            </w:r>
-            <w:r>
-              <w:rPr>
-                <w:noProof/>
-              </w:rPr>
               <w:fldChar w:fldCharType="separate"/>
-            </w:r>
-            <w:r>
-              <w:rPr>
-                <w:noProof/>
-              </w:rPr>
               <w:t>12</w:t>
-            </w:r>
-            <w:r>
-              <w:rPr>
-                <w:noProof/>
-              </w:rPr>
               <w:fldChar w:fldCharType="end"/>
             </w:r>
           </w:hyperlink>
@@ -2094,40 +1212,10 @@
                 <w:noProof/>
               </w:rPr>
               <w:tab/>
-            </w:r>
-            <w:r>
-              <w:rPr>
-                <w:noProof/>
-              </w:rPr>
               <w:fldChar w:fldCharType="begin"/>
-            </w:r>
-            <w:r>
-              <w:rPr>
-                <w:noProof/>
-              </w:rPr>
               <w:instrText xml:space="preserve"> PAGEREF _Toc235062642 \h </w:instrText>
-            </w:r>
-            <w:r>
-              <w:rPr>
-                <w:noProof/>
-              </w:rPr>
-            </w:r>
-            <w:r>
-              <w:rPr>
-                <w:noProof/>
-              </w:rPr>
               <w:fldChar w:fldCharType="separate"/>
-            </w:r>
-            <w:r>
-              <w:rPr>
-                <w:noProof/>
-              </w:rPr>
               <w:t>14</w:t>
-            </w:r>
-            <w:r>
-              <w:rPr>
-                <w:noProof/>
-              </w:rPr>
               <w:fldChar w:fldCharType="end"/>
             </w:r>
           </w:hyperlink>
@@ -2157,40 +1245,10 @@
                 <w:noProof/>
               </w:rPr>
               <w:tab/>
-            </w:r>
-            <w:r>
-              <w:rPr>
-                <w:noProof/>
-              </w:rPr>
               <w:fldChar w:fldCharType="begin"/>
-            </w:r>
-            <w:r>
-              <w:rPr>
-                <w:noProof/>
-              </w:rPr>
               <w:instrText xml:space="preserve"> PAGEREF _Toc235062643 \h </w:instrText>
-            </w:r>
-            <w:r>
-              <w:rPr>
-                <w:noProof/>
-              </w:rPr>
-            </w:r>
-            <w:r>
-              <w:rPr>
-                <w:noProof/>
-              </w:rPr>
               <w:fldChar w:fldCharType="separate"/>
-            </w:r>
-            <w:r>
-              <w:rPr>
-                <w:noProof/>
-              </w:rPr>
               <w:t>14</w:t>
-            </w:r>
-            <w:r>
-              <w:rPr>
-                <w:noProof/>
-              </w:rPr>
               <w:fldChar w:fldCharType="end"/>
             </w:r>
           </w:hyperlink>
@@ -2220,40 +1278,10 @@
                 <w:noProof/>
               </w:rPr>
               <w:tab/>
-            </w:r>
-            <w:r>
-              <w:rPr>
-                <w:noProof/>
-              </w:rPr>
               <w:fldChar w:fldCharType="begin"/>
-            </w:r>
-            <w:r>
-              <w:rPr>
-                <w:noProof/>
-              </w:rPr>
               <w:instrText xml:space="preserve"> PAGEREF _Toc235062644 \h </w:instrText>
-            </w:r>
-            <w:r>
-              <w:rPr>
-                <w:noProof/>
-              </w:rPr>
-            </w:r>
-            <w:r>
-              <w:rPr>
-                <w:noProof/>
-              </w:rPr>
               <w:fldChar w:fldCharType="separate"/>
-            </w:r>
-            <w:r>
-              <w:rPr>
-                <w:noProof/>
-              </w:rPr>
               <w:t>14</w:t>
-            </w:r>
-            <w:r>
-              <w:rPr>
-                <w:noProof/>
-              </w:rPr>
               <w:fldChar w:fldCharType="end"/>
             </w:r>
           </w:hyperlink>
@@ -2283,40 +1311,10 @@
                 <w:noProof/>
               </w:rPr>
               <w:tab/>
-            </w:r>
-            <w:r>
-              <w:rPr>
-                <w:noProof/>
-              </w:rPr>
               <w:fldChar w:fldCharType="begin"/>
-            </w:r>
-            <w:r>
-              <w:rPr>
-                <w:noProof/>
-              </w:rPr>
               <w:instrText xml:space="preserve"> PAGEREF _Toc235062645 \h </w:instrText>
-            </w:r>
-            <w:r>
-              <w:rPr>
-                <w:noProof/>
-              </w:rPr>
-            </w:r>
-            <w:r>
-              <w:rPr>
-                <w:noProof/>
-              </w:rPr>
               <w:fldChar w:fldCharType="separate"/>
-            </w:r>
-            <w:r>
-              <w:rPr>
-                <w:noProof/>
-              </w:rPr>
               <w:t>14</w:t>
-            </w:r>
-            <w:r>
-              <w:rPr>
-                <w:noProof/>
-              </w:rPr>
               <w:fldChar w:fldCharType="end"/>
             </w:r>
           </w:hyperlink>
@@ -2346,40 +1344,10 @@
                 <w:noProof/>
               </w:rPr>
               <w:tab/>
-            </w:r>
-            <w:r>
-              <w:rPr>
-                <w:noProof/>
-              </w:rPr>
               <w:fldChar w:fldCharType="begin"/>
-            </w:r>
-            <w:r>
-              <w:rPr>
-                <w:noProof/>
-              </w:rPr>
               <w:instrText xml:space="preserve"> PAGEREF _Toc235062646 \h </w:instrText>
-            </w:r>
-            <w:r>
-              <w:rPr>
-                <w:noProof/>
-              </w:rPr>
-            </w:r>
-            <w:r>
-              <w:rPr>
-                <w:noProof/>
-              </w:rPr>
               <w:fldChar w:fldCharType="separate"/>
-            </w:r>
-            <w:r>
-              <w:rPr>
-                <w:noProof/>
-              </w:rPr>
               <w:t>15</w:t>
-            </w:r>
-            <w:r>
-              <w:rPr>
-                <w:noProof/>
-              </w:rPr>
               <w:fldChar w:fldCharType="end"/>
             </w:r>
           </w:hyperlink>
@@ -2409,40 +1377,10 @@
                 <w:noProof/>
               </w:rPr>
               <w:tab/>
-            </w:r>
-            <w:r>
-              <w:rPr>
-                <w:noProof/>
-              </w:rPr>
               <w:fldChar w:fldCharType="begin"/>
-            </w:r>
-            <w:r>
-              <w:rPr>
-                <w:noProof/>
-              </w:rPr>
               <w:instrText xml:space="preserve"> PAGEREF _Toc235062647 \h </w:instrText>
-            </w:r>
-            <w:r>
-              <w:rPr>
-                <w:noProof/>
-              </w:rPr>
-            </w:r>
-            <w:r>
-              <w:rPr>
-                <w:noProof/>
-              </w:rPr>
               <w:fldChar w:fldCharType="separate"/>
-            </w:r>
-            <w:r>
-              <w:rPr>
-                <w:noProof/>
-              </w:rPr>
               <w:t>16</w:t>
-            </w:r>
-            <w:r>
-              <w:rPr>
-                <w:noProof/>
-              </w:rPr>
               <w:fldChar w:fldCharType="end"/>
             </w:r>
           </w:hyperlink>
@@ -2472,40 +1410,10 @@
                 <w:noProof/>
               </w:rPr>
               <w:tab/>
-            </w:r>
-            <w:r>
-              <w:rPr>
-                <w:noProof/>
-              </w:rPr>
               <w:fldChar w:fldCharType="begin"/>
-            </w:r>
-            <w:r>
-              <w:rPr>
-                <w:noProof/>
-              </w:rPr>
               <w:instrText xml:space="preserve"> PAGEREF _Toc235062648 \h </w:instrText>
-            </w:r>
-            <w:r>
-              <w:rPr>
-                <w:noProof/>
-              </w:rPr>
-            </w:r>
-            <w:r>
-              <w:rPr>
-                <w:noProof/>
-              </w:rPr>
               <w:fldChar w:fldCharType="separate"/>
-            </w:r>
-            <w:r>
-              <w:rPr>
-                <w:noProof/>
-              </w:rPr>
               <w:t>16</w:t>
-            </w:r>
-            <w:r>
-              <w:rPr>
-                <w:noProof/>
-              </w:rPr>
               <w:fldChar w:fldCharType="end"/>
             </w:r>
           </w:hyperlink>
@@ -2535,40 +1443,10 @@
                 <w:noProof/>
               </w:rPr>
               <w:tab/>
-            </w:r>
-            <w:r>
-              <w:rPr>
-                <w:noProof/>
-              </w:rPr>
               <w:fldChar w:fldCharType="begin"/>
-            </w:r>
-            <w:r>
-              <w:rPr>
-                <w:noProof/>
-              </w:rPr>
               <w:instrText xml:space="preserve"> PAGEREF _Toc235062649 \h </w:instrText>
-            </w:r>
-            <w:r>
-              <w:rPr>
-                <w:noProof/>
-              </w:rPr>
-            </w:r>
-            <w:r>
-              <w:rPr>
-                <w:noProof/>
-              </w:rPr>
               <w:fldChar w:fldCharType="separate"/>
-            </w:r>
-            <w:r>
-              <w:rPr>
-                <w:noProof/>
-              </w:rPr>
               <w:t>16</w:t>
-            </w:r>
-            <w:r>
-              <w:rPr>
-                <w:noProof/>
-              </w:rPr>
               <w:fldChar w:fldCharType="end"/>
             </w:r>
           </w:hyperlink>
@@ -2598,40 +1476,10 @@
                 <w:noProof/>
               </w:rPr>
               <w:tab/>
-            </w:r>
-            <w:r>
-              <w:rPr>
-                <w:noProof/>
-              </w:rPr>
               <w:fldChar w:fldCharType="begin"/>
-            </w:r>
-            <w:r>
-              <w:rPr>
-                <w:noProof/>
-              </w:rPr>
               <w:instrText xml:space="preserve"> PAGEREF _Toc235062650 \h </w:instrText>
-            </w:r>
-            <w:r>
-              <w:rPr>
-                <w:noProof/>
-              </w:rPr>
-            </w:r>
-            <w:r>
-              <w:rPr>
-                <w:noProof/>
-              </w:rPr>
               <w:fldChar w:fldCharType="separate"/>
-            </w:r>
-            <w:r>
-              <w:rPr>
-                <w:noProof/>
-              </w:rPr>
               <w:t>16</w:t>
-            </w:r>
-            <w:r>
-              <w:rPr>
-                <w:noProof/>
-              </w:rPr>
               <w:fldChar w:fldCharType="end"/>
             </w:r>
           </w:hyperlink>
@@ -2661,40 +1509,10 @@
                 <w:noProof/>
               </w:rPr>
               <w:tab/>
-            </w:r>
-            <w:r>
-              <w:rPr>
-                <w:noProof/>
-              </w:rPr>
               <w:fldChar w:fldCharType="begin"/>
-            </w:r>
-            <w:r>
-              <w:rPr>
-                <w:noProof/>
-              </w:rPr>
               <w:instrText xml:space="preserve"> PAGEREF _Toc235062651 \h </w:instrText>
-            </w:r>
-            <w:r>
-              <w:rPr>
-                <w:noProof/>
-              </w:rPr>
-            </w:r>
-            <w:r>
-              <w:rPr>
-                <w:noProof/>
-              </w:rPr>
               <w:fldChar w:fldCharType="separate"/>
-            </w:r>
-            <w:r>
-              <w:rPr>
-                <w:noProof/>
-              </w:rPr>
               <w:t>16</w:t>
-            </w:r>
-            <w:r>
-              <w:rPr>
-                <w:noProof/>
-              </w:rPr>
               <w:fldChar w:fldCharType="end"/>
             </w:r>
           </w:hyperlink>
@@ -2724,40 +1542,10 @@
                 <w:noProof/>
               </w:rPr>
               <w:tab/>
-            </w:r>
-            <w:r>
-              <w:rPr>
-                <w:noProof/>
-              </w:rPr>
               <w:fldChar w:fldCharType="begin"/>
-            </w:r>
-            <w:r>
-              <w:rPr>
-                <w:noProof/>
-              </w:rPr>
               <w:instrText xml:space="preserve"> PAGEREF _Toc235062652 \h </w:instrText>
-            </w:r>
-            <w:r>
-              <w:rPr>
-                <w:noProof/>
-              </w:rPr>
-            </w:r>
-            <w:r>
-              <w:rPr>
-                <w:noProof/>
-              </w:rPr>
               <w:fldChar w:fldCharType="separate"/>
-            </w:r>
-            <w:r>
-              <w:rPr>
-                <w:noProof/>
-              </w:rPr>
               <w:t>17</w:t>
-            </w:r>
-            <w:r>
-              <w:rPr>
-                <w:noProof/>
-              </w:rPr>
               <w:fldChar w:fldCharType="end"/>
             </w:r>
           </w:hyperlink>
@@ -2787,40 +1575,10 @@
                 <w:noProof/>
               </w:rPr>
               <w:tab/>
-            </w:r>
-            <w:r>
-              <w:rPr>
-                <w:noProof/>
-              </w:rPr>
               <w:fldChar w:fldCharType="begin"/>
-            </w:r>
-            <w:r>
-              <w:rPr>
-                <w:noProof/>
-              </w:rPr>
               <w:instrText xml:space="preserve"> PAGEREF _Toc235062653 \h </w:instrText>
-            </w:r>
-            <w:r>
-              <w:rPr>
-                <w:noProof/>
-              </w:rPr>
-            </w:r>
-            <w:r>
-              <w:rPr>
-                <w:noProof/>
-              </w:rPr>
               <w:fldChar w:fldCharType="separate"/>
-            </w:r>
-            <w:r>
-              <w:rPr>
-                <w:noProof/>
-              </w:rPr>
               <w:t>17</w:t>
-            </w:r>
-            <w:r>
-              <w:rPr>
-                <w:noProof/>
-              </w:rPr>
               <w:fldChar w:fldCharType="end"/>
             </w:r>
           </w:hyperlink>
@@ -2850,40 +1608,10 @@
                 <w:noProof/>
               </w:rPr>
               <w:tab/>
-            </w:r>
-            <w:r>
-              <w:rPr>
-                <w:noProof/>
-              </w:rPr>
               <w:fldChar w:fldCharType="begin"/>
-            </w:r>
-            <w:r>
-              <w:rPr>
-                <w:noProof/>
-              </w:rPr>
               <w:instrText xml:space="preserve"> PAGEREF _Toc235062654 \h </w:instrText>
-            </w:r>
-            <w:r>
-              <w:rPr>
-                <w:noProof/>
-              </w:rPr>
-            </w:r>
-            <w:r>
-              <w:rPr>
-                <w:noProof/>
-              </w:rPr>
               <w:fldChar w:fldCharType="separate"/>
-            </w:r>
-            <w:r>
-              <w:rPr>
-                <w:noProof/>
-              </w:rPr>
               <w:t>17</w:t>
-            </w:r>
-            <w:r>
-              <w:rPr>
-                <w:noProof/>
-              </w:rPr>
               <w:fldChar w:fldCharType="end"/>
             </w:r>
           </w:hyperlink>
@@ -3157,23 +1885,13 @@
         <w:spacing w:before="360" w:after="160"/>
       </w:pPr>
       <w:bookmarkStart w:id="2" w:name="_Toc235062616"/>
-      <w:proofErr w:type="gramStart"/>
       <w:r>
         <w:rPr>
           <w:b/>
           <w:bCs/>
           <w:color w:val="1E293B"/>
         </w:rPr>
-        <w:t>1.1  Project</w:t>
-      </w:r>
-      <w:proofErr w:type="gramEnd"/>
-      <w:r>
-        <w:rPr>
-          <w:b/>
-          <w:bCs/>
-          <w:color w:val="1E293B"/>
-        </w:rPr>
-        <w:t xml:space="preserve"> Proposal &amp; Executive Overview</w:t>
+        <w:t xml:space="preserve">1.1  Project Proposal &amp; Executive Overview</w:t>
       </w:r>
       <w:bookmarkEnd w:id="2"/>
     </w:p>
@@ -3241,25 +1959,7 @@
                 <w:sz w:val="20"/>
                 <w:szCs w:val="20"/>
               </w:rPr>
-              <w:t xml:space="preserve">NYC's LL97 imposes strict carbon limits on buildings over 25,000 </w:t>
-            </w:r>
-            <w:proofErr w:type="spellStart"/>
-            <w:r>
-              <w:rPr>
-                <w:color w:val="334155"/>
-                <w:sz w:val="20"/>
-                <w:szCs w:val="20"/>
-              </w:rPr>
-              <w:t>sq.ft</w:t>
-            </w:r>
-            <w:proofErr w:type="spellEnd"/>
-            <w:r>
-              <w:rPr>
-                <w:color w:val="334155"/>
-                <w:sz w:val="20"/>
-                <w:szCs w:val="20"/>
-              </w:rPr>
-              <w:t>. starting 2024. Property owners exceeding thresholds face $268/MT CO2e annually — fines that can reach millions.</w:t>
+              <w:t xml:space="preserve">NYC's LL97 imposes strict carbon limits on buildings over 25,000 sq.ft. starting 2024. Property owners exceeding thresholds face $268/MT CO2e annually — fines that can reach millions.</w:t>
             </w:r>
           </w:p>
         </w:tc>
@@ -3554,23 +2254,10 @@
           <w:bCs/>
           <w:color w:val="0F172A"/>
         </w:rPr>
-        <w:t xml:space="preserve">1. Automated Data Pipeline </w:t>
-      </w:r>
-      <w:proofErr w:type="gramStart"/>
-      <w:r>
-        <w:rPr>
-          <w:b/>
-          <w:bCs/>
-          <w:color w:val="0F172A"/>
-        </w:rPr>
-        <w:t xml:space="preserve">— </w:t>
+        <w:t xml:space="preserve">1. Automated Data Pipeline — </w:t>
       </w:r>
       <w:r>
-        <w:t xml:space="preserve"> Build</w:t>
-      </w:r>
-      <w:proofErr w:type="gramEnd"/>
-      <w:r>
-        <w:t xml:space="preserve"> ETL pipeline ingesting 11,000+ properties with automated address standardization and anomaly detection.</w:t>
+        <w:t xml:space="preserve"> Build ETL pipeline ingesting 11,000+ properties with automated address standardization and anomaly detection.</w:t>
       </w:r>
     </w:p>
     <w:p>
@@ -3588,31 +2275,10 @@
           <w:bCs/>
           <w:color w:val="0F172A"/>
         </w:rPr>
-        <w:t xml:space="preserve">2. Predictive Carbon AI </w:t>
-      </w:r>
-      <w:proofErr w:type="gramStart"/>
-      <w:r>
-        <w:rPr>
-          <w:b/>
-          <w:bCs/>
-          <w:color w:val="0F172A"/>
-        </w:rPr>
-        <w:t xml:space="preserve">— </w:t>
+        <w:t xml:space="preserve">2. Predictive Carbon AI — </w:t>
       </w:r>
       <w:r>
-        <w:t xml:space="preserve"> Train</w:t>
-      </w:r>
-      <w:proofErr w:type="gramEnd"/>
-      <w:r>
-        <w:t xml:space="preserve"> Random Forest ML model (R² = 81.6%) to forecast GHG emissions and carbon liability ($/</w:t>
-      </w:r>
-      <w:proofErr w:type="spellStart"/>
-      <w:r>
-        <w:t>sq.ft</w:t>
-      </w:r>
-      <w:proofErr w:type="spellEnd"/>
-      <w:r>
-        <w:t>.).</w:t>
+        <w:t xml:space="preserve"> Train Random Forest ML model (R² = 81.6%) to forecast GHG emissions and carbon liability ($/sq.ft.).</w:t>
       </w:r>
     </w:p>
     <w:p>
@@ -3630,23 +2296,10 @@
           <w:bCs/>
           <w:color w:val="0F172A"/>
         </w:rPr>
-        <w:t xml:space="preserve">3. Database Standardization </w:t>
-      </w:r>
-      <w:proofErr w:type="gramStart"/>
-      <w:r>
-        <w:rPr>
-          <w:b/>
-          <w:bCs/>
-          <w:color w:val="0F172A"/>
-        </w:rPr>
-        <w:t xml:space="preserve">— </w:t>
+        <w:t xml:space="preserve">3. Database Standardization — </w:t>
       </w:r>
       <w:r>
-        <w:t xml:space="preserve"> Design</w:t>
-      </w:r>
-      <w:proofErr w:type="gramEnd"/>
-      <w:r>
-        <w:t xml:space="preserve"> normalized schemas for MySQL/PostgreSQL and Microsoft SQL Server (T-SQL).</w:t>
+        <w:t xml:space="preserve"> Design normalized schemas for MySQL/PostgreSQL and Microsoft SQL Server (T-SQL).</w:t>
       </w:r>
     </w:p>
     <w:p>
@@ -3664,39 +2317,10 @@
           <w:bCs/>
           <w:color w:val="0F172A"/>
         </w:rPr>
-        <w:t xml:space="preserve">4. Executive Dashboard </w:t>
-      </w:r>
-      <w:proofErr w:type="gramStart"/>
-      <w:r>
-        <w:rPr>
-          <w:b/>
-          <w:bCs/>
-          <w:color w:val="0F172A"/>
-        </w:rPr>
-        <w:t xml:space="preserve">— </w:t>
+        <w:t xml:space="preserve">4. Executive Dashboard — </w:t>
       </w:r>
       <w:r>
-        <w:t xml:space="preserve"> Real</w:t>
-      </w:r>
-      <w:proofErr w:type="gramEnd"/>
-      <w:r>
-        <w:t xml:space="preserve">-time UI via </w:t>
-      </w:r>
-      <w:proofErr w:type="spellStart"/>
-      <w:r>
-        <w:t>Streamlit</w:t>
-      </w:r>
-      <w:proofErr w:type="spellEnd"/>
-      <w:r>
-        <w:t xml:space="preserve"> and </w:t>
-      </w:r>
-      <w:proofErr w:type="spellStart"/>
-      <w:r>
-        <w:t>Plotly</w:t>
-      </w:r>
-      <w:proofErr w:type="spellEnd"/>
-      <w:r>
-        <w:t xml:space="preserve"> to simulate decarbonization playbooks.</w:t>
+        <w:t xml:space="preserve"> Real-time UI via Streamlit and Plotly to simulate decarbonization playbooks.</w:t>
       </w:r>
     </w:p>
     <w:p>
@@ -3966,23 +2590,13 @@
         <w:spacing w:before="360" w:after="160"/>
       </w:pPr>
       <w:bookmarkStart w:id="5" w:name="_Toc235062619"/>
-      <w:proofErr w:type="gramStart"/>
       <w:r>
         <w:rPr>
           <w:b/>
           <w:bCs/>
           <w:color w:val="1E293B"/>
         </w:rPr>
-        <w:t>1.2  Project</w:t>
-      </w:r>
-      <w:proofErr w:type="gramEnd"/>
-      <w:r>
-        <w:rPr>
-          <w:b/>
-          <w:bCs/>
-          <w:color w:val="1E293B"/>
-        </w:rPr>
-        <w:t xml:space="preserve"> Plan &amp; Timeline</w:t>
+        <w:t xml:space="preserve">1.2  Project Plan &amp; Timeline</w:t>
       </w:r>
       <w:bookmarkEnd w:id="5"/>
     </w:p>
@@ -4894,21 +3508,12 @@
             <w:vAlign w:val="center"/>
           </w:tcPr>
           <w:p>
-            <w:proofErr w:type="spellStart"/>
-            <w:r>
-              <w:rPr>
-                <w:sz w:val="18"/>
-                <w:szCs w:val="18"/>
-              </w:rPr>
-              <w:t>Streamlit</w:t>
-            </w:r>
-            <w:proofErr w:type="spellEnd"/>
-            <w:r>
-              <w:rPr>
-                <w:sz w:val="18"/>
-                <w:szCs w:val="18"/>
-              </w:rPr>
-              <w:t xml:space="preserve"> UI Development</w:t>
+            <w:r>
+              <w:rPr>
+                <w:sz w:val="18"/>
+                <w:szCs w:val="18"/>
+              </w:rPr>
+              <w:t xml:space="preserve">Streamlit UI Development</w:t>
             </w:r>
           </w:p>
         </w:tc>
@@ -5016,21 +3621,12 @@
             <w:vAlign w:val="center"/>
           </w:tcPr>
           <w:p>
-            <w:proofErr w:type="spellStart"/>
-            <w:r>
-              <w:rPr>
-                <w:sz w:val="18"/>
-                <w:szCs w:val="18"/>
-              </w:rPr>
-              <w:t>Plotly</w:t>
-            </w:r>
-            <w:proofErr w:type="spellEnd"/>
-            <w:r>
-              <w:rPr>
-                <w:sz w:val="18"/>
-                <w:szCs w:val="18"/>
-              </w:rPr>
-              <w:t xml:space="preserve"> Charts &amp; Simulation</w:t>
+            <w:r>
+              <w:rPr>
+                <w:sz w:val="18"/>
+                <w:szCs w:val="18"/>
+              </w:rPr>
+              <w:t xml:space="preserve">Plotly Charts &amp; Simulation</w:t>
             </w:r>
           </w:p>
         </w:tc>
@@ -5234,23 +3830,13 @@
         <w:spacing w:before="360" w:after="160"/>
       </w:pPr>
       <w:bookmarkStart w:id="6" w:name="_Toc235062620"/>
-      <w:proofErr w:type="gramStart"/>
       <w:r>
         <w:rPr>
           <w:b/>
           <w:bCs/>
           <w:color w:val="1E293B"/>
         </w:rPr>
-        <w:t>1.3  Task</w:t>
-      </w:r>
-      <w:proofErr w:type="gramEnd"/>
-      <w:r>
-        <w:rPr>
-          <w:b/>
-          <w:bCs/>
-          <w:color w:val="1E293B"/>
-        </w:rPr>
-        <w:t xml:space="preserve"> Assignment &amp; Roles</w:t>
+        <w:t xml:space="preserve">1.3  Task Assignment &amp; Roles</w:t>
       </w:r>
       <w:bookmarkEnd w:id="6"/>
     </w:p>
@@ -5272,9 +3858,10 @@
         <w:tblLook w:val="04A0" w:firstRow="1" w:lastRow="0" w:firstColumn="1" w:lastColumn="0" w:noHBand="0" w:noVBand="1"/>
       </w:tblPr>
       <w:tblGrid>
-        <w:gridCol w:w="2280"/>
-        <w:gridCol w:w="3800"/>
-        <w:gridCol w:w="3400"/>
+        <w:gridCol w:w="1700"/>
+        <w:gridCol w:w="1500"/>
+        <w:gridCol w:w="3480"/>
+        <w:gridCol w:w="2800"/>
       </w:tblGrid>
       <w:tr>
         <w:tblPrEx>
@@ -5289,7 +3876,7 @@
         </w:trPr>
         <w:tc>
           <w:tcPr>
-            <w:tcW w:w="2280" w:type="dxa"/>
+            <w:tcW w:w="1700" w:type="dxa"/>
             <w:shd w:val="clear" w:color="auto" w:fill="0F172A"/>
             <w:tcMar>
               <w:top w:w="90" w:type="dxa"/>
@@ -5314,7 +3901,7 @@
         </w:tc>
         <w:tc>
           <w:tcPr>
-            <w:tcW w:w="3800" w:type="dxa"/>
+            <w:tcW w:w="1500" w:type="dxa"/>
             <w:shd w:val="clear" w:color="auto" w:fill="0F172A"/>
             <w:tcMar>
               <w:top w:w="90" w:type="dxa"/>
@@ -5333,13 +3920,38 @@
                 <w:sz w:val="18"/>
                 <w:szCs w:val="18"/>
               </w:rPr>
+              <w:t>Team Member</w:t>
+            </w:r>
+          </w:p>
+        </w:tc>
+        <w:tc>
+          <w:tcPr>
+            <w:tcW w:w="3480" w:type="dxa"/>
+            <w:shd w:val="clear" w:color="auto" w:fill="0F172A"/>
+            <w:tcMar>
+              <w:top w:w="90" w:type="dxa"/>
+              <w:left w:w="110" w:type="dxa"/>
+              <w:bottom w:w="90" w:type="dxa"/>
+              <w:right w:w="110" w:type="dxa"/>
+            </w:tcMar>
+            <w:vAlign w:val="center"/>
+          </w:tcPr>
+          <w:p>
+            <w:r>
+              <w:rPr>
+                <w:b/>
+                <w:bCs/>
+                <w:color w:val="FFFFFF"/>
+                <w:sz w:val="18"/>
+                <w:szCs w:val="18"/>
+              </w:rPr>
               <w:t>Key Responsibilities</w:t>
             </w:r>
           </w:p>
         </w:tc>
         <w:tc>
           <w:tcPr>
-            <w:tcW w:w="3400" w:type="dxa"/>
+            <w:tcW w:w="2800" w:type="dxa"/>
             <w:shd w:val="clear" w:color="auto" w:fill="0F172A"/>
             <w:tcMar>
               <w:top w:w="90" w:type="dxa"/>
@@ -5375,67 +3987,91 @@
         </w:trPr>
         <w:tc>
           <w:tcPr>
-            <w:tcW w:w="2280" w:type="dxa"/>
-            <w:shd w:val="clear" w:color="auto" w:fill="FFFFFF"/>
-            <w:tcMar>
-              <w:top w:w="80" w:type="dxa"/>
-              <w:left w:w="110" w:type="dxa"/>
-              <w:bottom w:w="80" w:type="dxa"/>
-              <w:right w:w="110" w:type="dxa"/>
-            </w:tcMar>
-            <w:vAlign w:val="center"/>
-          </w:tcPr>
-          <w:p>
-            <w:r>
-              <w:rPr>
-                <w:sz w:val="18"/>
-                <w:szCs w:val="18"/>
-              </w:rPr>
-              <w:t>Lead Data Engineer</w:t>
-            </w:r>
-          </w:p>
-        </w:tc>
-        <w:tc>
-          <w:tcPr>
-            <w:tcW w:w="3800" w:type="dxa"/>
-            <w:shd w:val="clear" w:color="auto" w:fill="FFFFFF"/>
-            <w:tcMar>
-              <w:top w:w="80" w:type="dxa"/>
-              <w:left w:w="110" w:type="dxa"/>
-              <w:bottom w:w="80" w:type="dxa"/>
-              <w:right w:w="110" w:type="dxa"/>
-            </w:tcMar>
-            <w:vAlign w:val="center"/>
-          </w:tcPr>
-          <w:p>
-            <w:r>
-              <w:rPr>
-                <w:sz w:val="18"/>
-                <w:szCs w:val="18"/>
-              </w:rPr>
-              <w:t>Design ETL pipeline; handle missing values, address standardizations, and audit reports.</w:t>
-            </w:r>
-          </w:p>
-        </w:tc>
-        <w:tc>
-          <w:tcPr>
-            <w:tcW w:w="3400" w:type="dxa"/>
-            <w:shd w:val="clear" w:color="auto" w:fill="FFFFFF"/>
-            <w:tcMar>
-              <w:top w:w="80" w:type="dxa"/>
-              <w:left w:w="110" w:type="dxa"/>
-              <w:bottom w:w="80" w:type="dxa"/>
-              <w:right w:w="110" w:type="dxa"/>
-            </w:tcMar>
-            <w:vAlign w:val="center"/>
-          </w:tcPr>
-          <w:p>
-            <w:r>
-              <w:rPr>
-                <w:sz w:val="18"/>
-                <w:szCs w:val="18"/>
-              </w:rPr>
-              <w:t>Cleaned datasets, ETL scripts, Data Cleaning Report (PDF).</w:t>
+            <w:tcW w:w="1700" w:type="dxa"/>
+            <w:shd w:val="clear" w:color="auto" w:fill="FFFFFF"/>
+            <w:tcMar>
+              <w:top w:w="80" w:type="dxa"/>
+              <w:left w:w="110" w:type="dxa"/>
+              <w:bottom w:w="80" w:type="dxa"/>
+              <w:right w:w="110" w:type="dxa"/>
+            </w:tcMar>
+            <w:vAlign w:val="center"/>
+          </w:tcPr>
+          <w:p>
+            <w:r>
+              <w:rPr>
+                <w:sz w:val="18"/>
+                <w:szCs w:val="18"/>
+              </w:rPr>
+              <w:t xml:space="preserve">Lead Financial &amp; Excel Strategist</w:t>
+            </w:r>
+          </w:p>
+        </w:tc>
+        <w:tc>
+          <w:tcPr>
+            <w:tcW w:w="1500" w:type="dxa"/>
+            <w:shd w:val="clear" w:color="auto" w:fill="FFFFFF"/>
+            <w:tcMar>
+              <w:top w:w="80" w:type="dxa"/>
+              <w:left w:w="110" w:type="dxa"/>
+              <w:bottom w:w="80" w:type="dxa"/>
+              <w:right w:w="110" w:type="dxa"/>
+            </w:tcMar>
+            <w:vAlign w:val="center"/>
+          </w:tcPr>
+          <w:p>
+            <w:r>
+              <w:rPr>
+                <w:b/>
+                <w:bCs/>
+                <w:sz w:val="18"/>
+                <w:szCs w:val="18"/>
+              </w:rPr>
+              <w:t xml:space="preserve">Ahmed Adel Amin</w:t>
+            </w:r>
+          </w:p>
+        </w:tc>
+        <w:tc>
+          <w:tcPr>
+            <w:tcW w:w="3480" w:type="dxa"/>
+            <w:shd w:val="clear" w:color="auto" w:fill="FFFFFF"/>
+            <w:tcMar>
+              <w:top w:w="80" w:type="dxa"/>
+              <w:left w:w="110" w:type="dxa"/>
+              <w:bottom w:w="80" w:type="dxa"/>
+              <w:right w:w="110" w:type="dxa"/>
+            </w:tcMar>
+            <w:vAlign w:val="center"/>
+          </w:tcPr>
+          <w:p>
+            <w:r>
+              <w:rPr>
+                <w:sz w:val="18"/>
+                <w:szCs w:val="18"/>
+              </w:rPr>
+              <w:t xml:space="preserve">Structure the master domain reference models (Excel Project/Co2 Project.xlsx) across all 16 sheets. Formulate statutory fine calculation ledgers ($268/MT) and blended payback formulas (7.58 Years). Design CAPEX self-funding reinvestment waterfalls and sensitivity matrices across the 5 engineering playbooks.</w:t>
+            </w:r>
+          </w:p>
+        </w:tc>
+        <w:tc>
+          <w:tcPr>
+            <w:tcW w:w="2800" w:type="dxa"/>
+            <w:shd w:val="clear" w:color="auto" w:fill="FFFFFF"/>
+            <w:tcMar>
+              <w:top w:w="80" w:type="dxa"/>
+              <w:left w:w="110" w:type="dxa"/>
+              <w:bottom w:w="80" w:type="dxa"/>
+              <w:right w:w="110" w:type="dxa"/>
+            </w:tcMar>
+            <w:vAlign w:val="center"/>
+          </w:tcPr>
+          <w:p>
+            <w:r>
+              <w:rPr>
+                <w:sz w:val="18"/>
+                <w:szCs w:val="18"/>
+              </w:rPr>
+              <w:t xml:space="preserve">16-sheet master reference workbook (Co2 Project.xlsx); Itemized CAPEX/OPEX financial models &amp; fine calculators.</w:t>
             </w:r>
           </w:p>
         </w:tc>
@@ -5452,7 +4088,7 @@
         </w:trPr>
         <w:tc>
           <w:tcPr>
-            <w:tcW w:w="2280" w:type="dxa"/>
+            <w:tcW w:w="1700" w:type="dxa"/>
             <w:shd w:val="clear" w:color="auto" w:fill="F8FAFC"/>
             <w:tcMar>
               <w:top w:w="80" w:type="dxa"/>
@@ -5468,13 +4104,13 @@
                 <w:sz w:val="18"/>
                 <w:szCs w:val="18"/>
               </w:rPr>
-              <w:t>Database Architect</w:t>
-            </w:r>
-          </w:p>
-        </w:tc>
-        <w:tc>
-          <w:tcPr>
-            <w:tcW w:w="3800" w:type="dxa"/>
+              <w:t xml:space="preserve">Data Cleaning &amp; Power BI Lead</w:t>
+            </w:r>
+          </w:p>
+        </w:tc>
+        <w:tc>
+          <w:tcPr>
+            <w:tcW w:w="1500" w:type="dxa"/>
             <w:shd w:val="clear" w:color="auto" w:fill="F8FAFC"/>
             <w:tcMar>
               <w:top w:w="80" w:type="dxa"/>
@@ -5487,16 +4123,18 @@
           <w:p>
             <w:r>
               <w:rPr>
-                <w:sz w:val="18"/>
-                <w:szCs w:val="18"/>
-              </w:rPr>
-              <w:t>Develop relational database architecture, normalizations, DDL scripts, and ERD.</w:t>
-            </w:r>
-          </w:p>
-        </w:tc>
-        <w:tc>
-          <w:tcPr>
-            <w:tcW w:w="3400" w:type="dxa"/>
+                <w:b/>
+                <w:bCs/>
+                <w:sz w:val="18"/>
+                <w:szCs w:val="18"/>
+              </w:rPr>
+              <w:t xml:space="preserve">Ledia Sobhy</w:t>
+            </w:r>
+          </w:p>
+        </w:tc>
+        <w:tc>
+          <w:tcPr>
+            <w:tcW w:w="3480" w:type="dxa"/>
             <w:shd w:val="clear" w:color="auto" w:fill="F8FAFC"/>
             <w:tcMar>
               <w:top w:w="80" w:type="dxa"/>
@@ -5512,7 +4150,29 @@
                 <w:sz w:val="18"/>
                 <w:szCs w:val="18"/>
               </w:rPr>
-              <w:t>SQL DDL schemas (MySQL &amp; MSSQL), ERD diagram.</w:t>
+              <w:t xml:space="preserve">Design and execute the automated ETL cleaning pipeline (data/Clean_Data_Pipeline.py). Handle missing feature imputation, address standardization, and statistical outlier filtering (Site EUI &lt; 2000). Develop the standalone Power BI Executive BI Portal (NYC_Carbon_Heist_Mitigation_PowerBI_Dashboard.pbix) with custom DAX measures and 3-page boardroom visual analytics.</w:t>
+            </w:r>
+          </w:p>
+        </w:tc>
+        <w:tc>
+          <w:tcPr>
+            <w:tcW w:w="2800" w:type="dxa"/>
+            <w:shd w:val="clear" w:color="auto" w:fill="F8FAFC"/>
+            <w:tcMar>
+              <w:top w:w="80" w:type="dxa"/>
+              <w:left w:w="110" w:type="dxa"/>
+              <w:bottom w:w="80" w:type="dxa"/>
+              <w:right w:w="110" w:type="dxa"/>
+            </w:tcMar>
+            <w:vAlign w:val="center"/>
+          </w:tcPr>
+          <w:p>
+            <w:r>
+              <w:rPr>
+                <w:sz w:val="18"/>
+                <w:szCs w:val="18"/>
+              </w:rPr>
+              <w:t xml:space="preserve">Cleaned master dataset (sample_nyc_energy.xlsx); Power BI Executive Portal (.pbix) &amp; cleaning audit reports.</w:t>
             </w:r>
           </w:p>
         </w:tc>
@@ -5529,92 +4189,91 @@
         </w:trPr>
         <w:tc>
           <w:tcPr>
-            <w:tcW w:w="2280" w:type="dxa"/>
-            <w:shd w:val="clear" w:color="auto" w:fill="FFFFFF"/>
-            <w:tcMar>
-              <w:top w:w="80" w:type="dxa"/>
-              <w:left w:w="110" w:type="dxa"/>
-              <w:bottom w:w="80" w:type="dxa"/>
-              <w:right w:w="110" w:type="dxa"/>
-            </w:tcMar>
-            <w:vAlign w:val="center"/>
-          </w:tcPr>
-          <w:p>
-            <w:r>
-              <w:rPr>
-                <w:sz w:val="18"/>
-                <w:szCs w:val="18"/>
-              </w:rPr>
-              <w:t>ML Engineer</w:t>
-            </w:r>
-          </w:p>
-        </w:tc>
-        <w:tc>
-          <w:tcPr>
-            <w:tcW w:w="3800" w:type="dxa"/>
-            <w:shd w:val="clear" w:color="auto" w:fill="FFFFFF"/>
-            <w:tcMar>
-              <w:top w:w="80" w:type="dxa"/>
-              <w:left w:w="110" w:type="dxa"/>
-              <w:bottom w:w="80" w:type="dxa"/>
-              <w:right w:w="110" w:type="dxa"/>
-            </w:tcMar>
-            <w:vAlign w:val="center"/>
-          </w:tcPr>
-          <w:p>
-            <w:r>
-              <w:rPr>
-                <w:sz w:val="18"/>
-                <w:szCs w:val="18"/>
-              </w:rPr>
-              <w:t>Build predictive models, train-test validation, feature evaluation, export pipelines.</w:t>
-            </w:r>
-          </w:p>
-        </w:tc>
-        <w:tc>
-          <w:tcPr>
-            <w:tcW w:w="3400" w:type="dxa"/>
-            <w:shd w:val="clear" w:color="auto" w:fill="FFFFFF"/>
-            <w:tcMar>
-              <w:top w:w="80" w:type="dxa"/>
-              <w:left w:w="110" w:type="dxa"/>
-              <w:bottom w:w="80" w:type="dxa"/>
-              <w:right w:w="110" w:type="dxa"/>
-            </w:tcMar>
-            <w:vAlign w:val="center"/>
-          </w:tcPr>
-          <w:p>
-            <w:r>
-              <w:rPr>
-                <w:sz w:val="18"/>
-                <w:szCs w:val="18"/>
-              </w:rPr>
-              <w:t xml:space="preserve">Trained Random Forest (R²=81.6%), encoders </w:t>
-            </w:r>
-            <w:proofErr w:type="gramStart"/>
-            <w:r>
-              <w:rPr>
-                <w:sz w:val="18"/>
-                <w:szCs w:val="18"/>
-              </w:rPr>
-              <w:t>(.</w:t>
-            </w:r>
-            <w:proofErr w:type="spellStart"/>
-            <w:r>
-              <w:rPr>
-                <w:sz w:val="18"/>
-                <w:szCs w:val="18"/>
-              </w:rPr>
-              <w:t>joblib</w:t>
-            </w:r>
-            <w:proofErr w:type="spellEnd"/>
-            <w:proofErr w:type="gramEnd"/>
-            <w:r>
-              <w:rPr>
-                <w:sz w:val="18"/>
-                <w:szCs w:val="18"/>
-              </w:rPr>
-              <w:t>).</w:t>
+            <w:tcW w:w="1700" w:type="dxa"/>
+            <w:shd w:val="clear" w:color="auto" w:fill="FFFFFF"/>
+            <w:tcMar>
+              <w:top w:w="80" w:type="dxa"/>
+              <w:left w:w="110" w:type="dxa"/>
+              <w:bottom w:w="80" w:type="dxa"/>
+              <w:right w:w="110" w:type="dxa"/>
+            </w:tcMar>
+            <w:vAlign w:val="center"/>
+          </w:tcPr>
+          <w:p>
+            <w:r>
+              <w:rPr>
+                <w:sz w:val="18"/>
+                <w:szCs w:val="18"/>
+              </w:rPr>
+              <w:t xml:space="preserve">Visual BI &amp; Tableau Specialist</w:t>
+            </w:r>
+          </w:p>
+        </w:tc>
+        <w:tc>
+          <w:tcPr>
+            <w:tcW w:w="1500" w:type="dxa"/>
+            <w:shd w:val="clear" w:color="auto" w:fill="FFFFFF"/>
+            <w:tcMar>
+              <w:top w:w="80" w:type="dxa"/>
+              <w:left w:w="110" w:type="dxa"/>
+              <w:bottom w:w="80" w:type="dxa"/>
+              <w:right w:w="110" w:type="dxa"/>
+            </w:tcMar>
+            <w:vAlign w:val="center"/>
+          </w:tcPr>
+          <w:p>
+            <w:r>
+              <w:rPr>
+                <w:b/>
+                <w:bCs/>
+                <w:sz w:val="18"/>
+                <w:szCs w:val="18"/>
+              </w:rPr>
+              <w:t xml:space="preserve">Hagar Hussein</w:t>
+            </w:r>
+          </w:p>
+        </w:tc>
+        <w:tc>
+          <w:tcPr>
+            <w:tcW w:w="3480" w:type="dxa"/>
+            <w:shd w:val="clear" w:color="auto" w:fill="FFFFFF"/>
+            <w:tcMar>
+              <w:top w:w="80" w:type="dxa"/>
+              <w:left w:w="110" w:type="dxa"/>
+              <w:bottom w:w="80" w:type="dxa"/>
+              <w:right w:w="110" w:type="dxa"/>
+            </w:tcMar>
+            <w:vAlign w:val="center"/>
+          </w:tcPr>
+          <w:p>
+            <w:r>
+              <w:rPr>
+                <w:sz w:val="18"/>
+                <w:szCs w:val="18"/>
+              </w:rPr>
+              <w:t xml:space="preserve">Design and package the progressive Tableau Executive BI Portal (NYC_Carbon_Heist_Mitigation_Tableau_Dashboard.twbx). Engineer multi-dimensional spatial treemaps and choropleth borough emission maps (Manhattan to Staten Island). Embed live mobile-scannable QR code portal linking directly to Tableau Public C-Suite executive views.</w:t>
+            </w:r>
+          </w:p>
+        </w:tc>
+        <w:tc>
+          <w:tcPr>
+            <w:tcW w:w="2800" w:type="dxa"/>
+            <w:shd w:val="clear" w:color="auto" w:fill="FFFFFF"/>
+            <w:tcMar>
+              <w:top w:w="80" w:type="dxa"/>
+              <w:left w:w="110" w:type="dxa"/>
+              <w:bottom w:w="80" w:type="dxa"/>
+              <w:right w:w="110" w:type="dxa"/>
+            </w:tcMar>
+            <w:vAlign w:val="center"/>
+          </w:tcPr>
+          <w:p>
+            <w:r>
+              <w:rPr>
+                <w:sz w:val="18"/>
+                <w:szCs w:val="18"/>
+              </w:rPr>
+              <w:t xml:space="preserve">Tableau Packaged Workbook (.twbx); Spatial Choropleth Analytics &amp; Live QR Portal.</w:t>
             </w:r>
           </w:p>
         </w:tc>
@@ -5631,7 +4290,7 @@
         </w:trPr>
         <w:tc>
           <w:tcPr>
-            <w:tcW w:w="2280" w:type="dxa"/>
+            <w:tcW w:w="1700" w:type="dxa"/>
             <w:shd w:val="clear" w:color="auto" w:fill="F8FAFC"/>
             <w:tcMar>
               <w:top w:w="80" w:type="dxa"/>
@@ -5647,13 +4306,13 @@
                 <w:sz w:val="18"/>
                 <w:szCs w:val="18"/>
               </w:rPr>
-              <w:t>UI/UX Engineer</w:t>
-            </w:r>
-          </w:p>
-        </w:tc>
-        <w:tc>
-          <w:tcPr>
-            <w:tcW w:w="3800" w:type="dxa"/>
+              <w:t xml:space="preserve">Full-Stack App &amp; ML Engineer</w:t>
+            </w:r>
+          </w:p>
+        </w:tc>
+        <w:tc>
+          <w:tcPr>
+            <w:tcW w:w="1500" w:type="dxa"/>
             <w:shd w:val="clear" w:color="auto" w:fill="F8FAFC"/>
             <w:tcMar>
               <w:top w:w="80" w:type="dxa"/>
@@ -5666,48 +4325,18 @@
           <w:p>
             <w:r>
               <w:rPr>
-                <w:sz w:val="18"/>
-                <w:szCs w:val="18"/>
-              </w:rPr>
-              <w:t xml:space="preserve">Develop </w:t>
-            </w:r>
-            <w:proofErr w:type="spellStart"/>
-            <w:r>
-              <w:rPr>
-                <w:sz w:val="18"/>
-                <w:szCs w:val="18"/>
-              </w:rPr>
-              <w:t>Streamlit</w:t>
-            </w:r>
-            <w:proofErr w:type="spellEnd"/>
-            <w:r>
-              <w:rPr>
-                <w:sz w:val="18"/>
-                <w:szCs w:val="18"/>
-              </w:rPr>
-              <w:t xml:space="preserve"> dashboard, KPI cards, </w:t>
-            </w:r>
-            <w:proofErr w:type="spellStart"/>
-            <w:r>
-              <w:rPr>
-                <w:sz w:val="18"/>
-                <w:szCs w:val="18"/>
-              </w:rPr>
-              <w:t>Plotly</w:t>
-            </w:r>
-            <w:proofErr w:type="spellEnd"/>
-            <w:r>
-              <w:rPr>
-                <w:sz w:val="18"/>
-                <w:szCs w:val="18"/>
-              </w:rPr>
-              <w:t xml:space="preserve"> charts, dark-mode design.</w:t>
-            </w:r>
-          </w:p>
-        </w:tc>
-        <w:tc>
-          <w:tcPr>
-            <w:tcW w:w="3400" w:type="dxa"/>
+                <w:b/>
+                <w:bCs/>
+                <w:sz w:val="18"/>
+                <w:szCs w:val="18"/>
+              </w:rPr>
+              <w:t xml:space="preserve">Huda Amr</w:t>
+            </w:r>
+          </w:p>
+        </w:tc>
+        <w:tc>
+          <w:tcPr>
+            <w:tcW w:w="3480" w:type="dxa"/>
             <w:shd w:val="clear" w:color="auto" w:fill="F8FAFC"/>
             <w:tcMar>
               <w:top w:w="80" w:type="dxa"/>
@@ -5723,7 +4352,29 @@
                 <w:sz w:val="18"/>
                 <w:szCs w:val="18"/>
               </w:rPr>
-              <w:t>Interactive web app, simulation dashboards.</w:t>
+              <w:t xml:space="preserve">Develop the interactive web presentation layer (application/app.py) using Streamlit and Plotly. Build 5 dedicated analytical tabs, custom KPI grids, and multi-slider retrofit simulation playgrounds. Train, tune, and evaluate the predictive Random Forest ML Regressor (R^2 = 81.65%) and serialize inference assets. Integrate Dual-Engine AI Co-Pilot &amp; Chatbot (Gemini 2.5 Flash + local charting engine).</w:t>
+            </w:r>
+          </w:p>
+        </w:tc>
+        <w:tc>
+          <w:tcPr>
+            <w:tcW w:w="2800" w:type="dxa"/>
+            <w:shd w:val="clear" w:color="auto" w:fill="F8FAFC"/>
+            <w:tcMar>
+              <w:top w:w="80" w:type="dxa"/>
+              <w:left w:w="110" w:type="dxa"/>
+              <w:bottom w:w="80" w:type="dxa"/>
+              <w:right w:w="110" w:type="dxa"/>
+            </w:tcMar>
+            <w:vAlign w:val="center"/>
+          </w:tcPr>
+          <w:p>
+            <w:r>
+              <w:rPr>
+                <w:sz w:val="18"/>
+                <w:szCs w:val="18"/>
+              </w:rPr>
+              <w:t xml:space="preserve">Interactive Streamlit Web Dashboard (app.py); Trained ML Regressor (1197_model.joblib) &amp; AI Chatbot.</w:t>
             </w:r>
           </w:p>
         </w:tc>
@@ -5740,83 +4391,91 @@
         </w:trPr>
         <w:tc>
           <w:tcPr>
-            <w:tcW w:w="2280" w:type="dxa"/>
-            <w:shd w:val="clear" w:color="auto" w:fill="FFFFFF"/>
-            <w:tcMar>
-              <w:top w:w="80" w:type="dxa"/>
-              <w:left w:w="110" w:type="dxa"/>
-              <w:bottom w:w="80" w:type="dxa"/>
-              <w:right w:w="110" w:type="dxa"/>
-            </w:tcMar>
-            <w:vAlign w:val="center"/>
-          </w:tcPr>
-          <w:p>
-            <w:r>
-              <w:rPr>
-                <w:sz w:val="18"/>
-                <w:szCs w:val="18"/>
-              </w:rPr>
-              <w:t>ESG Specialist</w:t>
-            </w:r>
-          </w:p>
-        </w:tc>
-        <w:tc>
-          <w:tcPr>
-            <w:tcW w:w="3800" w:type="dxa"/>
-            <w:shd w:val="clear" w:color="auto" w:fill="FFFFFF"/>
-            <w:tcMar>
-              <w:top w:w="80" w:type="dxa"/>
-              <w:left w:w="110" w:type="dxa"/>
-              <w:bottom w:w="80" w:type="dxa"/>
-              <w:right w:w="110" w:type="dxa"/>
-            </w:tcMar>
-            <w:vAlign w:val="center"/>
-          </w:tcPr>
-          <w:p>
-            <w:r>
-              <w:rPr>
-                <w:sz w:val="18"/>
-                <w:szCs w:val="18"/>
-              </w:rPr>
-              <w:t xml:space="preserve">Structure engineering playbooks, </w:t>
-            </w:r>
-            <w:proofErr w:type="gramStart"/>
-            <w:r>
-              <w:rPr>
-                <w:sz w:val="18"/>
-                <w:szCs w:val="18"/>
-              </w:rPr>
-              <w:t>calculate</w:t>
-            </w:r>
-            <w:proofErr w:type="gramEnd"/>
-            <w:r>
-              <w:rPr>
-                <w:sz w:val="18"/>
-                <w:szCs w:val="18"/>
-              </w:rPr>
-              <w:t xml:space="preserve"> LL97 thresholds, CAPEX models.</w:t>
-            </w:r>
-          </w:p>
-        </w:tc>
-        <w:tc>
-          <w:tcPr>
-            <w:tcW w:w="3400" w:type="dxa"/>
-            <w:shd w:val="clear" w:color="auto" w:fill="FFFFFF"/>
-            <w:tcMar>
-              <w:top w:w="80" w:type="dxa"/>
-              <w:left w:w="110" w:type="dxa"/>
-              <w:bottom w:w="80" w:type="dxa"/>
-              <w:right w:w="110" w:type="dxa"/>
-            </w:tcMar>
-            <w:vAlign w:val="center"/>
-          </w:tcPr>
-          <w:p>
-            <w:r>
-              <w:rPr>
-                <w:sz w:val="18"/>
-                <w:szCs w:val="18"/>
-              </w:rPr>
-              <w:t>16-sheet domain reference workbook.</w:t>
+            <w:tcW w:w="1700" w:type="dxa"/>
+            <w:shd w:val="clear" w:color="auto" w:fill="FFFFFF"/>
+            <w:tcMar>
+              <w:top w:w="80" w:type="dxa"/>
+              <w:left w:w="110" w:type="dxa"/>
+              <w:bottom w:w="80" w:type="dxa"/>
+              <w:right w:w="110" w:type="dxa"/>
+            </w:tcMar>
+            <w:vAlign w:val="center"/>
+          </w:tcPr>
+          <w:p>
+            <w:r>
+              <w:rPr>
+                <w:sz w:val="18"/>
+                <w:szCs w:val="18"/>
+              </w:rPr>
+              <w:t xml:space="preserve">Relational Database Architect</w:t>
+            </w:r>
+          </w:p>
+        </w:tc>
+        <w:tc>
+          <w:tcPr>
+            <w:tcW w:w="1500" w:type="dxa"/>
+            <w:shd w:val="clear" w:color="auto" w:fill="FFFFFF"/>
+            <w:tcMar>
+              <w:top w:w="80" w:type="dxa"/>
+              <w:left w:w="110" w:type="dxa"/>
+              <w:bottom w:w="80" w:type="dxa"/>
+              <w:right w:w="110" w:type="dxa"/>
+            </w:tcMar>
+            <w:vAlign w:val="center"/>
+          </w:tcPr>
+          <w:p>
+            <w:r>
+              <w:rPr>
+                <w:b/>
+                <w:bCs/>
+                <w:sz w:val="18"/>
+                <w:szCs w:val="18"/>
+              </w:rPr>
+              <w:t xml:space="preserve">Abeer Adel</w:t>
+            </w:r>
+          </w:p>
+        </w:tc>
+        <w:tc>
+          <w:tcPr>
+            <w:tcW w:w="3480" w:type="dxa"/>
+            <w:shd w:val="clear" w:color="auto" w:fill="FFFFFF"/>
+            <w:tcMar>
+              <w:top w:w="80" w:type="dxa"/>
+              <w:left w:w="110" w:type="dxa"/>
+              <w:bottom w:w="80" w:type="dxa"/>
+              <w:right w:w="110" w:type="dxa"/>
+            </w:tcMar>
+            <w:vAlign w:val="center"/>
+          </w:tcPr>
+          <w:p>
+            <w:r>
+              <w:rPr>
+                <w:sz w:val="18"/>
+                <w:szCs w:val="18"/>
+              </w:rPr>
+              <w:t xml:space="preserve">Design normalized 3rd Normal Form (3NF) relational database architectures (PROPERTIES to LL97_PENALTIES). Write syntax-checked DDL scripts for dual database environments (carbon_heist_schema_mysql.sql &amp; carbon_heist_schema_mssql.sql). Structure complete Entity-Relationship Diagrams (NYC_Energy_Chen_ERD.drawio).</w:t>
+            </w:r>
+          </w:p>
+        </w:tc>
+        <w:tc>
+          <w:tcPr>
+            <w:tcW w:w="2800" w:type="dxa"/>
+            <w:shd w:val="clear" w:color="auto" w:fill="FFFFFF"/>
+            <w:tcMar>
+              <w:top w:w="80" w:type="dxa"/>
+              <w:left w:w="110" w:type="dxa"/>
+              <w:bottom w:w="80" w:type="dxa"/>
+              <w:right w:w="110" w:type="dxa"/>
+            </w:tcMar>
+            <w:vAlign w:val="center"/>
+          </w:tcPr>
+          <w:p>
+            <w:r>
+              <w:rPr>
+                <w:sz w:val="18"/>
+                <w:szCs w:val="18"/>
+              </w:rPr>
+              <w:t xml:space="preserve">Normalized SQL DDL schema scripts (MySQL &amp; MSSQL); Complete relational ERD specifications.</w:t>
             </w:r>
           </w:p>
         </w:tc>
@@ -5841,7 +4500,6 @@
         <w:spacing w:before="360" w:after="160"/>
       </w:pPr>
       <w:bookmarkStart w:id="7" w:name="_Toc235062621"/>
-      <w:proofErr w:type="gramStart"/>
       <w:r>
         <w:rPr>
           <w:b/>
@@ -5849,16 +4507,7 @@
           <w:color w:val="1E293B"/>
         </w:rPr>
         <w:lastRenderedPageBreak/>
-        <w:t>1.4  Risk</w:t>
-      </w:r>
-      <w:proofErr w:type="gramEnd"/>
-      <w:r>
-        <w:rPr>
-          <w:b/>
-          <w:bCs/>
-          <w:color w:val="1E293B"/>
-        </w:rPr>
-        <w:t xml:space="preserve"> Assessment &amp; Mitigation Plan</w:t>
+        <w:t xml:space="preserve">1.4  Risk Assessment &amp; Mitigation Plan</w:t>
       </w:r>
       <w:bookmarkEnd w:id="7"/>
     </w:p>
@@ -6260,23 +4909,7 @@
                 <w:sz w:val="18"/>
                 <w:szCs w:val="18"/>
               </w:rPr>
-              <w:t>Controlled tree depth (</w:t>
-            </w:r>
-            <w:proofErr w:type="spellStart"/>
-            <w:r>
-              <w:rPr>
-                <w:sz w:val="18"/>
-                <w:szCs w:val="18"/>
-              </w:rPr>
-              <w:t>max_depth</w:t>
-            </w:r>
-            <w:proofErr w:type="spellEnd"/>
-            <w:r>
-              <w:rPr>
-                <w:sz w:val="18"/>
-                <w:szCs w:val="18"/>
-              </w:rPr>
-              <w:t>=20) and 80/20 train/test split.</w:t>
+              <w:t>Controlled tree depth (max_depth=20) and 80/20 train/test split.</w:t>
             </w:r>
           </w:p>
         </w:tc>
@@ -6535,23 +5168,13 @@
         <w:spacing w:before="360" w:after="160"/>
       </w:pPr>
       <w:bookmarkStart w:id="8" w:name="_Toc235062622"/>
-      <w:proofErr w:type="gramStart"/>
       <w:r>
         <w:rPr>
           <w:b/>
           <w:bCs/>
           <w:color w:val="1E293B"/>
         </w:rPr>
-        <w:t>1.5  Key</w:t>
-      </w:r>
-      <w:proofErr w:type="gramEnd"/>
-      <w:r>
-        <w:rPr>
-          <w:b/>
-          <w:bCs/>
-          <w:color w:val="1E293B"/>
-        </w:rPr>
-        <w:t xml:space="preserve"> Performance Indicators (KPIs)</w:t>
+        <w:t xml:space="preserve">1.5  Key Performance Indicators (KPIs)</w:t>
       </w:r>
       <w:bookmarkEnd w:id="8"/>
     </w:p>
@@ -6966,23 +5589,7 @@
                 <w:sz w:val="18"/>
                 <w:szCs w:val="18"/>
               </w:rPr>
-              <w:t xml:space="preserve">Sub-second (~0.3s) via </w:t>
-            </w:r>
-            <w:proofErr w:type="spellStart"/>
-            <w:r>
-              <w:rPr>
-                <w:sz w:val="18"/>
-                <w:szCs w:val="18"/>
-              </w:rPr>
-              <w:t>Streamlit</w:t>
-            </w:r>
-            <w:proofErr w:type="spellEnd"/>
-            <w:r>
-              <w:rPr>
-                <w:sz w:val="18"/>
-                <w:szCs w:val="18"/>
-              </w:rPr>
-              <w:t xml:space="preserve"> caching.</w:t>
+              <w:t xml:space="preserve">Sub-second (~0.3s) via Streamlit caching.</w:t>
             </w:r>
           </w:p>
         </w:tc>
@@ -7126,23 +5733,13 @@
         <w:spacing w:before="360" w:after="160"/>
       </w:pPr>
       <w:bookmarkStart w:id="9" w:name="_Toc235062623"/>
-      <w:proofErr w:type="gramStart"/>
       <w:r>
         <w:rPr>
           <w:b/>
           <w:bCs/>
           <w:color w:val="1E293B"/>
         </w:rPr>
-        <w:t>1.1.5  Strategic</w:t>
-      </w:r>
-      <w:proofErr w:type="gramEnd"/>
-      <w:r>
-        <w:rPr>
-          <w:b/>
-          <w:bCs/>
-          <w:color w:val="1E293B"/>
-        </w:rPr>
-        <w:t xml:space="preserve"> Decarbonization Financial Model</w:t>
+        <w:t xml:space="preserve">1.1.5  Strategic Decarbonization Financial Model</w:t>
       </w:r>
       <w:bookmarkEnd w:id="9"/>
     </w:p>
@@ -8437,23 +7034,13 @@
         <w:spacing w:before="360" w:after="160"/>
       </w:pPr>
       <w:bookmarkStart w:id="11" w:name="_Toc235062625"/>
-      <w:proofErr w:type="gramStart"/>
       <w:r>
         <w:rPr>
           <w:b/>
           <w:bCs/>
           <w:color w:val="1E293B"/>
         </w:rPr>
-        <w:t>2.1  Stakeholder</w:t>
-      </w:r>
-      <w:proofErr w:type="gramEnd"/>
-      <w:r>
-        <w:rPr>
-          <w:b/>
-          <w:bCs/>
-          <w:color w:val="1E293B"/>
-        </w:rPr>
-        <w:t xml:space="preserve"> Analysis</w:t>
+        <w:t xml:space="preserve">2.1  Stakeholder Analysis</w:t>
       </w:r>
       <w:bookmarkEnd w:id="11"/>
     </w:p>
@@ -8686,23 +7273,7 @@
                 <w:sz w:val="18"/>
                 <w:szCs w:val="18"/>
               </w:rPr>
-              <w:t>Real-time carbon liability ($/</w:t>
-            </w:r>
-            <w:proofErr w:type="spellStart"/>
-            <w:r>
-              <w:rPr>
-                <w:sz w:val="18"/>
-                <w:szCs w:val="18"/>
-              </w:rPr>
-              <w:t>sq.ft</w:t>
-            </w:r>
-            <w:proofErr w:type="spellEnd"/>
-            <w:r>
-              <w:rPr>
-                <w:sz w:val="18"/>
-                <w:szCs w:val="18"/>
-              </w:rPr>
-              <w:t>.) and scenario modeling.</w:t>
+              <w:t>Real-time carbon liability ($/sq.ft.) and scenario modeling.</w:t>
             </w:r>
           </w:p>
         </w:tc>
@@ -9016,23 +7587,13 @@
         <w:spacing w:before="360" w:after="160"/>
       </w:pPr>
       <w:bookmarkStart w:id="12" w:name="_Toc235062626"/>
-      <w:proofErr w:type="gramStart"/>
       <w:r>
         <w:rPr>
           <w:b/>
           <w:bCs/>
           <w:color w:val="1E293B"/>
         </w:rPr>
-        <w:t>2.2  User</w:t>
-      </w:r>
-      <w:proofErr w:type="gramEnd"/>
-      <w:r>
-        <w:rPr>
-          <w:b/>
-          <w:bCs/>
-          <w:color w:val="1E293B"/>
-        </w:rPr>
-        <w:t xml:space="preserve"> Stories &amp; Use Cases</w:t>
+        <w:t xml:space="preserve">2.2  User Stories &amp; Use Cases</w:t>
       </w:r>
       <w:bookmarkEnd w:id="12"/>
     </w:p>
@@ -9051,23 +7612,10 @@
           <w:bCs/>
           <w:color w:val="0F172A"/>
         </w:rPr>
-        <w:t xml:space="preserve">US-01 </w:t>
-      </w:r>
-      <w:proofErr w:type="gramStart"/>
-      <w:r>
-        <w:rPr>
-          <w:b/>
-          <w:bCs/>
-          <w:color w:val="0F172A"/>
-        </w:rPr>
-        <w:t xml:space="preserve">— </w:t>
+        <w:t xml:space="preserve">US-01 — </w:t>
       </w:r>
       <w:r>
-        <w:t xml:space="preserve"> As</w:t>
-      </w:r>
-      <w:proofErr w:type="gramEnd"/>
-      <w:r>
-        <w:t xml:space="preserve"> an Asset Manager, I want to input building specs to instantly view projected LL97 penalty.</w:t>
+        <w:t xml:space="preserve"> As an Asset Manager, I want to input building specs to instantly view projected LL97 penalty.</w:t>
       </w:r>
     </w:p>
     <w:p>
@@ -9085,23 +7633,10 @@
           <w:bCs/>
           <w:color w:val="0F172A"/>
         </w:rPr>
-        <w:t xml:space="preserve">US-02 </w:t>
-      </w:r>
-      <w:proofErr w:type="gramStart"/>
-      <w:r>
-        <w:rPr>
-          <w:b/>
-          <w:bCs/>
-          <w:color w:val="0F172A"/>
-        </w:rPr>
-        <w:t xml:space="preserve">— </w:t>
+        <w:t xml:space="preserve">US-02 — </w:t>
       </w:r>
       <w:r>
-        <w:t xml:space="preserve"> As</w:t>
-      </w:r>
-      <w:proofErr w:type="gramEnd"/>
-      <w:r>
-        <w:t xml:space="preserve"> an ESG Officer, I want to compare emissions intensity against peers to identify low-performers.</w:t>
+        <w:t xml:space="preserve"> As an ESG Officer, I want to compare emissions intensity against peers to identify low-performers.</w:t>
       </w:r>
     </w:p>
     <w:p>
@@ -9119,23 +7654,10 @@
           <w:bCs/>
           <w:color w:val="0F172A"/>
         </w:rPr>
-        <w:t xml:space="preserve">US-03 </w:t>
-      </w:r>
-      <w:proofErr w:type="gramStart"/>
-      <w:r>
-        <w:rPr>
-          <w:b/>
-          <w:bCs/>
-          <w:color w:val="0F172A"/>
-        </w:rPr>
-        <w:t xml:space="preserve">— </w:t>
+        <w:t xml:space="preserve">US-03 — </w:t>
       </w:r>
       <w:r>
-        <w:t xml:space="preserve"> As</w:t>
-      </w:r>
-      <w:proofErr w:type="gramEnd"/>
-      <w:r>
-        <w:t xml:space="preserve"> a MEP Engineer, I want to simulate heating upgrades to justify CAPEX budget.</w:t>
+        <w:t xml:space="preserve"> As a MEP Engineer, I want to simulate heating upgrades to justify CAPEX budget.</w:t>
       </w:r>
     </w:p>
     <w:p>
@@ -9153,23 +7675,10 @@
           <w:bCs/>
           <w:color w:val="0F172A"/>
         </w:rPr>
-        <w:t xml:space="preserve">US-04 </w:t>
-      </w:r>
-      <w:proofErr w:type="gramStart"/>
-      <w:r>
-        <w:rPr>
-          <w:b/>
-          <w:bCs/>
-          <w:color w:val="0F172A"/>
-        </w:rPr>
-        <w:t xml:space="preserve">— </w:t>
+        <w:t xml:space="preserve">US-04 — </w:t>
       </w:r>
       <w:r>
-        <w:t xml:space="preserve"> As</w:t>
-      </w:r>
-      <w:proofErr w:type="gramEnd"/>
-      <w:r>
-        <w:t xml:space="preserve"> a Data Analyst, I want automated cleaning for verified analysis.</w:t>
+        <w:t xml:space="preserve"> As a Data Analyst, I want automated cleaning for verified analysis.</w:t>
       </w:r>
     </w:p>
     <w:p>
@@ -9187,31 +7696,10 @@
           <w:bCs/>
           <w:color w:val="0F172A"/>
         </w:rPr>
-        <w:t xml:space="preserve">US-05 </w:t>
-      </w:r>
-      <w:proofErr w:type="gramStart"/>
-      <w:r>
-        <w:rPr>
-          <w:b/>
-          <w:bCs/>
-          <w:color w:val="0F172A"/>
-        </w:rPr>
-        <w:t xml:space="preserve">— </w:t>
+        <w:t xml:space="preserve">US-05 — </w:t>
       </w:r>
       <w:r>
-        <w:t xml:space="preserve"> As</w:t>
-      </w:r>
-      <w:proofErr w:type="gramEnd"/>
-      <w:r>
-        <w:t xml:space="preserve"> a C-Suite Executive, I want to converse with a dedicated AI Co-Pilot in Tab 5 to query portfolio breakdowns and dynamically generate custom </w:t>
-      </w:r>
-      <w:proofErr w:type="spellStart"/>
-      <w:r>
-        <w:t>Plotly</w:t>
-      </w:r>
-      <w:proofErr w:type="spellEnd"/>
-      <w:r>
-        <w:t xml:space="preserve"> charts on-the-fly without writing SQL or filtering rows.</w:t>
+        <w:t xml:space="preserve"> As a C-Suite Executive, I want to converse with a dedicated AI Co-Pilot in Tab 5 to query portfolio breakdowns and dynamically generate custom Plotly charts on-the-fly without writing SQL or filtering rows.</w:t>
       </w:r>
     </w:p>
     <w:p>
@@ -9844,23 +8332,7 @@
                 <w:sz w:val="18"/>
                 <w:szCs w:val="18"/>
               </w:rPr>
-              <w:t xml:space="preserve">Query the 11,638-building portfolio via Tab 5 Dual-Engine AI Co-Pilot (Gemini 2.5 Flash + offline fallback) for instant natural-language insights and interactive </w:t>
-            </w:r>
-            <w:proofErr w:type="spellStart"/>
-            <w:r>
-              <w:rPr>
-                <w:sz w:val="18"/>
-                <w:szCs w:val="18"/>
-              </w:rPr>
-              <w:t>Plotly</w:t>
-            </w:r>
-            <w:proofErr w:type="spellEnd"/>
-            <w:r>
-              <w:rPr>
-                <w:sz w:val="18"/>
-                <w:szCs w:val="18"/>
-              </w:rPr>
-              <w:t xml:space="preserve"> charts.</w:t>
+              <w:t xml:space="preserve">Query the 11,638-building portfolio via Tab 5 Dual-Engine AI Co-Pilot (Gemini 2.5 Flash + offline fallback) for instant natural-language insights and interactive Plotly charts.</w:t>
             </w:r>
           </w:p>
         </w:tc>
@@ -9893,7 +8365,6 @@
         <w:spacing w:before="360" w:after="160"/>
       </w:pPr>
       <w:bookmarkStart w:id="13" w:name="_Toc235062627"/>
-      <w:proofErr w:type="gramStart"/>
       <w:r>
         <w:rPr>
           <w:b/>
@@ -9901,16 +8372,7 @@
           <w:color w:val="1E293B"/>
         </w:rPr>
         <w:lastRenderedPageBreak/>
-        <w:t>2.3  Functional</w:t>
-      </w:r>
-      <w:proofErr w:type="gramEnd"/>
-      <w:r>
-        <w:rPr>
-          <w:b/>
-          <w:bCs/>
-          <w:color w:val="1E293B"/>
-        </w:rPr>
-        <w:t xml:space="preserve"> Requirements</w:t>
+        <w:t xml:space="preserve">2.3  Functional Requirements</w:t>
       </w:r>
       <w:bookmarkEnd w:id="13"/>
     </w:p>
@@ -9929,31 +8391,10 @@
           <w:bCs/>
           <w:color w:val="0F172A"/>
         </w:rPr>
-        <w:t xml:space="preserve">FR-01 </w:t>
-      </w:r>
-      <w:proofErr w:type="gramStart"/>
-      <w:r>
-        <w:rPr>
-          <w:b/>
-          <w:bCs/>
-          <w:color w:val="0F172A"/>
-        </w:rPr>
-        <w:t xml:space="preserve">— </w:t>
+        <w:t xml:space="preserve">FR-01 — </w:t>
       </w:r>
       <w:r>
-        <w:t xml:space="preserve"> Ingest</w:t>
-      </w:r>
-      <w:proofErr w:type="gramEnd"/>
-      <w:r>
-        <w:t xml:space="preserve"> raw </w:t>
-      </w:r>
-      <w:proofErr w:type="gramStart"/>
-      <w:r>
-        <w:t>Excel (.</w:t>
-      </w:r>
-      <w:proofErr w:type="gramEnd"/>
-      <w:r>
-        <w:t>xlsx) files per NYC LL84 standards.</w:t>
+        <w:t xml:space="preserve"> Ingest raw Excel (.xlsx) files per NYC LL84 standards.</w:t>
       </w:r>
     </w:p>
     <w:p>
@@ -9971,31 +8412,10 @@
           <w:bCs/>
           <w:color w:val="0F172A"/>
         </w:rPr>
-        <w:t xml:space="preserve">FR-02 </w:t>
-      </w:r>
-      <w:proofErr w:type="gramStart"/>
-      <w:r>
-        <w:rPr>
-          <w:b/>
-          <w:bCs/>
-          <w:color w:val="0F172A"/>
-        </w:rPr>
-        <w:t xml:space="preserve">— </w:t>
+        <w:t xml:space="preserve">FR-02 — </w:t>
       </w:r>
       <w:r>
-        <w:t xml:space="preserve"> Replace</w:t>
-      </w:r>
-      <w:proofErr w:type="gramEnd"/>
-      <w:r>
-        <w:t xml:space="preserve"> "Not Available", filter &lt; 50,000 </w:t>
-      </w:r>
-      <w:proofErr w:type="spellStart"/>
-      <w:r>
-        <w:t>sq.ft</w:t>
-      </w:r>
-      <w:proofErr w:type="spellEnd"/>
-      <w:r>
-        <w:t>., correct city typos, remove meter gaps.</w:t>
+        <w:t xml:space="preserve"> Replace "Not Available", filter &lt; 50,000 sq.ft., correct city typos, remove meter gaps.</w:t>
       </w:r>
     </w:p>
     <w:p>
@@ -10013,23 +8433,10 @@
           <w:bCs/>
           <w:color w:val="0F172A"/>
         </w:rPr>
-        <w:t xml:space="preserve">FR-03 </w:t>
-      </w:r>
-      <w:proofErr w:type="gramStart"/>
-      <w:r>
-        <w:rPr>
-          <w:b/>
-          <w:bCs/>
-          <w:color w:val="0F172A"/>
-        </w:rPr>
-        <w:t xml:space="preserve">— </w:t>
+        <w:t xml:space="preserve">FR-03 — </w:t>
       </w:r>
       <w:r>
-        <w:t xml:space="preserve"> Inference</w:t>
-      </w:r>
-      <w:proofErr w:type="gramEnd"/>
-      <w:r>
-        <w:t xml:space="preserve"> via Random Forest model for GHG emissions prediction.</w:t>
+        <w:t xml:space="preserve"> Inference via Random Forest model for GHG emissions prediction.</w:t>
       </w:r>
     </w:p>
     <w:p>
@@ -10047,23 +8454,10 @@
           <w:bCs/>
           <w:color w:val="0F172A"/>
         </w:rPr>
-        <w:t xml:space="preserve">FR-04 </w:t>
-      </w:r>
-      <w:proofErr w:type="gramStart"/>
-      <w:r>
-        <w:rPr>
-          <w:b/>
-          <w:bCs/>
-          <w:color w:val="0F172A"/>
-        </w:rPr>
-        <w:t xml:space="preserve">— </w:t>
+        <w:t xml:space="preserve">FR-04 — </w:t>
       </w:r>
       <w:r>
-        <w:t xml:space="preserve"> Calculate</w:t>
-      </w:r>
-      <w:proofErr w:type="gramEnd"/>
-      <w:r>
-        <w:t xml:space="preserve"> penalty: Penalty = Total Emissions × 268.</w:t>
+        <w:t xml:space="preserve"> Calculate penalty: Penalty = Total Emissions × 268.</w:t>
       </w:r>
     </w:p>
     <w:p>
@@ -10081,39 +8475,10 @@
           <w:bCs/>
           <w:color w:val="0F172A"/>
         </w:rPr>
-        <w:t xml:space="preserve">FR-05 </w:t>
-      </w:r>
-      <w:proofErr w:type="gramStart"/>
-      <w:r>
-        <w:rPr>
-          <w:b/>
-          <w:bCs/>
-          <w:color w:val="0F172A"/>
-        </w:rPr>
-        <w:t xml:space="preserve">— </w:t>
+        <w:t xml:space="preserve">FR-05 — </w:t>
       </w:r>
       <w:r>
-        <w:t xml:space="preserve"> Interactive</w:t>
-      </w:r>
-      <w:proofErr w:type="gramEnd"/>
-      <w:r>
-        <w:t xml:space="preserve"> KPI cards and playbook recommendations via </w:t>
-      </w:r>
-      <w:proofErr w:type="spellStart"/>
-      <w:r>
-        <w:t>Streamlit</w:t>
-      </w:r>
-      <w:proofErr w:type="spellEnd"/>
-      <w:r>
-        <w:t>/</w:t>
-      </w:r>
-      <w:proofErr w:type="spellStart"/>
-      <w:r>
-        <w:t>Plotly</w:t>
-      </w:r>
-      <w:proofErr w:type="spellEnd"/>
-      <w:r>
-        <w:t xml:space="preserve"> across 5 specialized analytical tabs.</w:t>
+        <w:t xml:space="preserve"> Interactive KPI cards and playbook recommendations via Streamlit/Plotly across 5 specialized analytical tabs.</w:t>
       </w:r>
     </w:p>
     <w:p>
@@ -10131,23 +8496,10 @@
           <w:bCs/>
           <w:color w:val="0F172A"/>
         </w:rPr>
-        <w:t xml:space="preserve">FR-06 </w:t>
-      </w:r>
-      <w:proofErr w:type="gramStart"/>
-      <w:r>
-        <w:rPr>
-          <w:b/>
-          <w:bCs/>
-          <w:color w:val="0F172A"/>
-        </w:rPr>
-        <w:t xml:space="preserve">— </w:t>
+        <w:t xml:space="preserve">FR-06 — </w:t>
       </w:r>
       <w:r>
-        <w:t xml:space="preserve"> SQL</w:t>
-      </w:r>
-      <w:proofErr w:type="gramEnd"/>
-      <w:r>
-        <w:t xml:space="preserve"> DDL structures for normalized property dimensions and compliance alerts.</w:t>
+        <w:t xml:space="preserve"> SQL DDL structures for normalized property dimensions and compliance alerts.</w:t>
       </w:r>
     </w:p>
     <w:p>
@@ -10165,31 +8517,10 @@
           <w:bCs/>
           <w:color w:val="0F172A"/>
         </w:rPr>
-        <w:t xml:space="preserve">FR-07 </w:t>
-      </w:r>
-      <w:proofErr w:type="gramStart"/>
-      <w:r>
-        <w:rPr>
-          <w:b/>
-          <w:bCs/>
-          <w:color w:val="0F172A"/>
-        </w:rPr>
-        <w:t xml:space="preserve">— </w:t>
+        <w:t xml:space="preserve">FR-07 — </w:t>
       </w:r>
       <w:r>
-        <w:t xml:space="preserve"> Dual</w:t>
-      </w:r>
-      <w:proofErr w:type="gramEnd"/>
-      <w:r>
-        <w:t xml:space="preserve">-Engine Conversational AI &amp; Dynamic Charting (Tab 5) integrating Google Gemini 2.5 Flash and a local offline quantitative fallback for on-the-fly interactive </w:t>
-      </w:r>
-      <w:proofErr w:type="spellStart"/>
-      <w:r>
-        <w:t>Plotly</w:t>
-      </w:r>
-      <w:proofErr w:type="spellEnd"/>
-      <w:r>
-        <w:t xml:space="preserve"> chart generation.</w:t>
+        <w:t xml:space="preserve"> Dual-Engine Conversational AI &amp; Dynamic Charting (Tab 5) integrating Google Gemini 2.5 Flash and a local offline quantitative fallback for on-the-fly interactive Plotly chart generation.</w:t>
       </w:r>
     </w:p>
     <w:p>
@@ -10203,23 +8534,13 @@
         <w:spacing w:before="360" w:after="160"/>
       </w:pPr>
       <w:bookmarkStart w:id="14" w:name="_Toc235062628"/>
-      <w:proofErr w:type="gramStart"/>
       <w:r>
         <w:rPr>
           <w:b/>
           <w:bCs/>
           <w:color w:val="1E293B"/>
         </w:rPr>
-        <w:t>2.4  Non</w:t>
-      </w:r>
-      <w:proofErr w:type="gramEnd"/>
-      <w:r>
-        <w:rPr>
-          <w:b/>
-          <w:bCs/>
-          <w:color w:val="1E293B"/>
-        </w:rPr>
-        <w:t>-Functional Requirements</w:t>
+        <w:t>2.4  Non-Functional Requirements</w:t>
       </w:r>
       <w:bookmarkEnd w:id="14"/>
     </w:p>
@@ -10238,23 +8559,10 @@
           <w:bCs/>
           <w:color w:val="0F172A"/>
         </w:rPr>
-        <w:t xml:space="preserve">NFR-01 Performance </w:t>
-      </w:r>
-      <w:proofErr w:type="gramStart"/>
-      <w:r>
-        <w:rPr>
-          <w:b/>
-          <w:bCs/>
-          <w:color w:val="0F172A"/>
-        </w:rPr>
-        <w:t xml:space="preserve">— </w:t>
+        <w:t xml:space="preserve">NFR-01 Performance — </w:t>
       </w:r>
       <w:r>
-        <w:t xml:space="preserve"> ML</w:t>
-      </w:r>
-      <w:proofErr w:type="gramEnd"/>
-      <w:r>
-        <w:t xml:space="preserve"> inference and UI recalculations under 1.0 second.</w:t>
+        <w:t xml:space="preserve"> ML inference and UI recalculations under 1.0 second.</w:t>
       </w:r>
     </w:p>
     <w:p>
@@ -10272,23 +8580,10 @@
           <w:bCs/>
           <w:color w:val="0F172A"/>
         </w:rPr>
-        <w:t xml:space="preserve">NFR-02 Scalability </w:t>
-      </w:r>
-      <w:proofErr w:type="gramStart"/>
-      <w:r>
-        <w:rPr>
-          <w:b/>
-          <w:bCs/>
-          <w:color w:val="0F172A"/>
-        </w:rPr>
-        <w:t xml:space="preserve">— </w:t>
+        <w:t xml:space="preserve">NFR-02 Scalability — </w:t>
       </w:r>
       <w:r>
-        <w:t xml:space="preserve"> Batch</w:t>
-      </w:r>
-      <w:proofErr w:type="gramEnd"/>
-      <w:r>
-        <w:t xml:space="preserve"> processing of 50,000+ building records.</w:t>
+        <w:t xml:space="preserve"> Batch processing of 50,000+ building records.</w:t>
       </w:r>
     </w:p>
     <w:p>
@@ -10306,23 +8601,10 @@
           <w:bCs/>
           <w:color w:val="0F172A"/>
         </w:rPr>
-        <w:t xml:space="preserve">NFR-03 Reliability </w:t>
-      </w:r>
-      <w:proofErr w:type="gramStart"/>
-      <w:r>
-        <w:rPr>
-          <w:b/>
-          <w:bCs/>
-          <w:color w:val="0F172A"/>
-        </w:rPr>
-        <w:t xml:space="preserve">— </w:t>
+        <w:t xml:space="preserve">NFR-03 Reliability — </w:t>
       </w:r>
       <w:r>
-        <w:t xml:space="preserve"> 100</w:t>
-      </w:r>
-      <w:proofErr w:type="gramEnd"/>
-      <w:r>
-        <w:t>% deterministic financial calculations.</w:t>
+        <w:t xml:space="preserve"> 100% deterministic financial calculations.</w:t>
       </w:r>
     </w:p>
     <w:p>
@@ -10340,31 +8622,10 @@
           <w:bCs/>
           <w:color w:val="0F172A"/>
         </w:rPr>
-        <w:t xml:space="preserve">NFR-04 Usability </w:t>
-      </w:r>
-      <w:proofErr w:type="gramStart"/>
-      <w:r>
-        <w:rPr>
-          <w:b/>
-          <w:bCs/>
-          <w:color w:val="0F172A"/>
-        </w:rPr>
-        <w:t xml:space="preserve">— </w:t>
+        <w:t xml:space="preserve">NFR-04 Usability — </w:t>
       </w:r>
       <w:r>
-        <w:t xml:space="preserve"> Modern</w:t>
-      </w:r>
-      <w:proofErr w:type="gramEnd"/>
-      <w:r>
-        <w:t xml:space="preserve"> dark-mode design for executive </w:t>
-      </w:r>
-      <w:proofErr w:type="spellStart"/>
-      <w:r>
-        <w:t>scannability</w:t>
-      </w:r>
-      <w:proofErr w:type="spellEnd"/>
-      <w:r>
-        <w:t>.</w:t>
+        <w:t xml:space="preserve"> Modern dark-mode design for executive scannability.</w:t>
       </w:r>
     </w:p>
     <w:p>
@@ -10382,23 +8643,10 @@
           <w:bCs/>
           <w:color w:val="0F172A"/>
         </w:rPr>
-        <w:t xml:space="preserve">NFR-05 Cross-Platform </w:t>
-      </w:r>
-      <w:proofErr w:type="gramStart"/>
-      <w:r>
-        <w:rPr>
-          <w:b/>
-          <w:bCs/>
-          <w:color w:val="0F172A"/>
-        </w:rPr>
-        <w:t xml:space="preserve">— </w:t>
+        <w:t xml:space="preserve">NFR-05 Cross-Platform — </w:t>
       </w:r>
       <w:r>
-        <w:t xml:space="preserve"> Windows</w:t>
-      </w:r>
-      <w:proofErr w:type="gramEnd"/>
-      <w:r>
-        <w:t>, macOS, Linux; MySQL and SQL Server.</w:t>
+        <w:t xml:space="preserve"> Windows, macOS, Linux; MySQL and SQL Server.</w:t>
       </w:r>
     </w:p>
     <w:p>
@@ -10458,23 +8706,13 @@
         <w:spacing w:before="360" w:after="160"/>
       </w:pPr>
       <w:bookmarkStart w:id="16" w:name="_Toc235062630"/>
-      <w:proofErr w:type="gramStart"/>
       <w:r>
         <w:rPr>
           <w:b/>
           <w:bCs/>
           <w:color w:val="1E293B"/>
         </w:rPr>
-        <w:t>3.1  Problem</w:t>
-      </w:r>
-      <w:proofErr w:type="gramEnd"/>
-      <w:r>
-        <w:rPr>
-          <w:b/>
-          <w:bCs/>
-          <w:color w:val="1E293B"/>
-        </w:rPr>
-        <w:t xml:space="preserve"> Statement</w:t>
+        <w:t xml:space="preserve">3.1  Problem Statement</w:t>
       </w:r>
       <w:bookmarkEnd w:id="16"/>
     </w:p>
@@ -10872,31 +9110,13 @@
             <w:vAlign w:val="center"/>
           </w:tcPr>
           <w:p>
-            <w:proofErr w:type="spellStart"/>
-            <w:r>
-              <w:rPr>
-                <w:sz w:val="18"/>
-                <w:szCs w:val="18"/>
-              </w:rPr>
-              <w:t>carbon_heist_schema</w:t>
-            </w:r>
-            <w:proofErr w:type="spellEnd"/>
-            <w:r>
-              <w:rPr>
-                <w:sz w:val="18"/>
-                <w:szCs w:val="18"/>
-              </w:rPr>
-              <w:t>_*.</w:t>
-            </w:r>
-            <w:proofErr w:type="spellStart"/>
-            <w:r>
-              <w:rPr>
-                <w:sz w:val="18"/>
-                <w:szCs w:val="18"/>
-              </w:rPr>
-              <w:t>sql</w:t>
-            </w:r>
-            <w:proofErr w:type="spellEnd"/>
+            <w:r>
+              <w:rPr>
+                <w:sz w:val="18"/>
+                <w:szCs w:val="18"/>
+              </w:rPr>
+              <w:t>carbon_heist_schema_*.sql</w:t>
+            </w:r>
           </w:p>
         </w:tc>
         <w:tc>
@@ -10994,26 +9214,8 @@
                 <w:sz w:val="18"/>
                 <w:szCs w:val="18"/>
               </w:rPr>
-              <w:t>train_ll97_model.py</w:t>
-            </w:r>
-            <w:proofErr w:type="gramStart"/>
-            <w:r>
-              <w:rPr>
-                <w:sz w:val="18"/>
-                <w:szCs w:val="18"/>
-              </w:rPr>
-              <w:t>, .</w:t>
-            </w:r>
-            <w:proofErr w:type="spellStart"/>
-            <w:r>
-              <w:rPr>
-                <w:sz w:val="18"/>
-                <w:szCs w:val="18"/>
-              </w:rPr>
-              <w:t>joblib</w:t>
-            </w:r>
-            <w:proofErr w:type="spellEnd"/>
-            <w:proofErr w:type="gramEnd"/>
+              <w:t>train_ll97_model.py, .joblib</w:t>
+            </w:r>
           </w:p>
         </w:tc>
         <w:tc>
@@ -11128,31 +9330,13 @@
             <w:vAlign w:val="center"/>
           </w:tcPr>
           <w:p>
-            <w:proofErr w:type="spellStart"/>
-            <w:r>
-              <w:rPr>
-                <w:sz w:val="18"/>
-                <w:szCs w:val="18"/>
-              </w:rPr>
-              <w:t>Streamlit</w:t>
-            </w:r>
-            <w:proofErr w:type="spellEnd"/>
-            <w:r>
-              <w:rPr>
-                <w:sz w:val="18"/>
-                <w:szCs w:val="18"/>
-              </w:rPr>
-              <w:t xml:space="preserve">, </w:t>
-            </w:r>
-            <w:proofErr w:type="spellStart"/>
-            <w:r>
-              <w:rPr>
-                <w:sz w:val="18"/>
-                <w:szCs w:val="18"/>
-              </w:rPr>
-              <w:t>Plotly</w:t>
-            </w:r>
-            <w:proofErr w:type="spellEnd"/>
+            <w:r>
+              <w:rPr>
+                <w:sz w:val="18"/>
+                <w:szCs w:val="18"/>
+              </w:rPr>
+              <w:t xml:space="preserve">Streamlit, Plotly</w:t>
+            </w:r>
           </w:p>
         </w:tc>
       </w:tr>
@@ -11349,17 +9533,8 @@
                 <w:sz w:val="18"/>
                 <w:szCs w:val="18"/>
               </w:rPr>
-              <w:t xml:space="preserve">Google Gemini 2.5 Flash, </w:t>
-            </w:r>
-            <w:proofErr w:type="spellStart"/>
-            <w:r>
-              <w:rPr>
-                <w:sz w:val="18"/>
-                <w:szCs w:val="18"/>
-              </w:rPr>
-              <w:t>Plotly</w:t>
-            </w:r>
-            <w:proofErr w:type="spellEnd"/>
+              <w:t xml:space="preserve">Google Gemini 2.5 Flash, Plotly</w:t>
+            </w:r>
           </w:p>
         </w:tc>
       </w:tr>
@@ -11375,23 +9550,13 @@
         <w:spacing w:before="360" w:after="160"/>
       </w:pPr>
       <w:bookmarkStart w:id="18" w:name="_Toc235062632"/>
-      <w:proofErr w:type="gramStart"/>
       <w:r>
         <w:rPr>
           <w:b/>
           <w:bCs/>
           <w:color w:val="1E293B"/>
         </w:rPr>
-        <w:t>3.2  Database</w:t>
-      </w:r>
-      <w:proofErr w:type="gramEnd"/>
-      <w:r>
-        <w:rPr>
-          <w:b/>
-          <w:bCs/>
-          <w:color w:val="1E293B"/>
-        </w:rPr>
-        <w:t xml:space="preserve"> Design &amp; ER Diagram</w:t>
+        <w:t xml:space="preserve">3.2  Database Design &amp; ER Diagram</w:t>
       </w:r>
       <w:bookmarkEnd w:id="18"/>
     </w:p>
@@ -11583,7 +9748,6 @@
             <w:vAlign w:val="center"/>
           </w:tcPr>
           <w:p>
-            <w:proofErr w:type="spellStart"/>
             <w:r>
               <w:rPr>
                 <w:sz w:val="18"/>
@@ -11591,7 +9755,6 @@
               </w:rPr>
               <w:t>city_id</w:t>
             </w:r>
-            <w:proofErr w:type="spellEnd"/>
           </w:p>
         </w:tc>
         <w:tc>
@@ -11607,21 +9770,12 @@
             <w:vAlign w:val="center"/>
           </w:tcPr>
           <w:p>
-            <w:proofErr w:type="spellStart"/>
-            <w:r>
-              <w:rPr>
-                <w:sz w:val="18"/>
-                <w:szCs w:val="18"/>
-              </w:rPr>
-              <w:t>city_name</w:t>
-            </w:r>
-            <w:proofErr w:type="spellEnd"/>
-            <w:r>
-              <w:rPr>
-                <w:sz w:val="18"/>
-                <w:szCs w:val="18"/>
-              </w:rPr>
-              <w:t xml:space="preserve"> (UNIQUE)</w:t>
+            <w:r>
+              <w:rPr>
+                <w:sz w:val="18"/>
+                <w:szCs w:val="18"/>
+              </w:rPr>
+              <w:t xml:space="preserve">city_name (UNIQUE)</w:t>
             </w:r>
           </w:p>
         </w:tc>
@@ -11693,7 +9847,6 @@
             <w:vAlign w:val="center"/>
           </w:tcPr>
           <w:p>
-            <w:proofErr w:type="spellStart"/>
             <w:r>
               <w:rPr>
                 <w:sz w:val="18"/>
@@ -11701,7 +9854,6 @@
               </w:rPr>
               <w:t>borough_id</w:t>
             </w:r>
-            <w:proofErr w:type="spellEnd"/>
           </w:p>
         </w:tc>
         <w:tc>
@@ -11717,21 +9869,12 @@
             <w:vAlign w:val="center"/>
           </w:tcPr>
           <w:p>
-            <w:proofErr w:type="spellStart"/>
-            <w:r>
-              <w:rPr>
-                <w:sz w:val="18"/>
-                <w:szCs w:val="18"/>
-              </w:rPr>
-              <w:t>borough_name</w:t>
-            </w:r>
-            <w:proofErr w:type="spellEnd"/>
-            <w:r>
-              <w:rPr>
-                <w:sz w:val="18"/>
-                <w:szCs w:val="18"/>
-              </w:rPr>
-              <w:t xml:space="preserve"> (UNIQUE)</w:t>
+            <w:r>
+              <w:rPr>
+                <w:sz w:val="18"/>
+                <w:szCs w:val="18"/>
+              </w:rPr>
+              <w:t xml:space="preserve">borough_name (UNIQUE)</w:t>
             </w:r>
           </w:p>
         </w:tc>
@@ -11753,23 +9896,7 @@
                 <w:sz w:val="18"/>
                 <w:szCs w:val="18"/>
               </w:rPr>
-              <w:t xml:space="preserve">FK: </w:t>
-            </w:r>
-            <w:proofErr w:type="spellStart"/>
-            <w:r>
-              <w:rPr>
-                <w:sz w:val="18"/>
-                <w:szCs w:val="18"/>
-              </w:rPr>
-              <w:t>city_id</w:t>
-            </w:r>
-            <w:proofErr w:type="spellEnd"/>
-            <w:r>
-              <w:rPr>
-                <w:sz w:val="18"/>
-                <w:szCs w:val="18"/>
-              </w:rPr>
-              <w:t xml:space="preserve"> → CITIES</w:t>
+              <w:t xml:space="preserve">FK: city_id → CITIES</w:t>
             </w:r>
           </w:p>
         </w:tc>
@@ -11819,7 +9946,6 @@
             <w:vAlign w:val="center"/>
           </w:tcPr>
           <w:p>
-            <w:proofErr w:type="spellStart"/>
             <w:r>
               <w:rPr>
                 <w:sz w:val="18"/>
@@ -11827,7 +9953,6 @@
               </w:rPr>
               <w:t>property_type_id</w:t>
             </w:r>
-            <w:proofErr w:type="spellEnd"/>
           </w:p>
         </w:tc>
         <w:tc>
@@ -11843,7 +9968,6 @@
             <w:vAlign w:val="center"/>
           </w:tcPr>
           <w:p>
-            <w:proofErr w:type="spellStart"/>
             <w:r>
               <w:rPr>
                 <w:sz w:val="18"/>
@@ -11851,7 +9975,6 @@
               </w:rPr>
               <w:t>property_type_name</w:t>
             </w:r>
-            <w:proofErr w:type="spellEnd"/>
           </w:p>
         </w:tc>
         <w:tc>
@@ -11922,7 +10045,6 @@
             <w:vAlign w:val="center"/>
           </w:tcPr>
           <w:p>
-            <w:proofErr w:type="spellStart"/>
             <w:r>
               <w:rPr>
                 <w:sz w:val="18"/>
@@ -11930,7 +10052,6 @@
               </w:rPr>
               <w:t>property_id</w:t>
             </w:r>
-            <w:proofErr w:type="spellEnd"/>
           </w:p>
         </w:tc>
         <w:tc>
@@ -11946,47 +10067,13 @@
             <w:vAlign w:val="center"/>
           </w:tcPr>
           <w:p>
-            <w:proofErr w:type="spellStart"/>
-            <w:r>
-              <w:rPr>
-                <w:sz w:val="18"/>
-                <w:szCs w:val="18"/>
-              </w:rPr>
-              <w:t>property_name</w:t>
-            </w:r>
-            <w:proofErr w:type="spellEnd"/>
-            <w:r>
-              <w:rPr>
-                <w:sz w:val="18"/>
-                <w:szCs w:val="18"/>
-              </w:rPr>
-              <w:t xml:space="preserve">, </w:t>
-            </w:r>
-            <w:proofErr w:type="spellStart"/>
-            <w:r>
-              <w:rPr>
-                <w:sz w:val="18"/>
-                <w:szCs w:val="18"/>
-              </w:rPr>
-              <w:t>year_built</w:t>
-            </w:r>
-            <w:proofErr w:type="spellEnd"/>
-            <w:r>
-              <w:rPr>
-                <w:sz w:val="18"/>
-                <w:szCs w:val="18"/>
-              </w:rPr>
-              <w:t xml:space="preserve">, </w:t>
-            </w:r>
-            <w:proofErr w:type="spellStart"/>
-            <w:r>
-              <w:rPr>
-                <w:sz w:val="18"/>
-                <w:szCs w:val="18"/>
-              </w:rPr>
-              <w:t>gfa</w:t>
-            </w:r>
-            <w:proofErr w:type="spellEnd"/>
+            <w:r>
+              <w:rPr>
+                <w:sz w:val="18"/>
+                <w:szCs w:val="18"/>
+              </w:rPr>
+              <w:t xml:space="preserve">property_name, year_built, gfa</w:t>
+            </w:r>
           </w:p>
         </w:tc>
         <w:tc>
@@ -12007,49 +10094,8 @@
                 <w:sz w:val="18"/>
                 <w:szCs w:val="18"/>
               </w:rPr>
-              <w:t xml:space="preserve">FK: </w:t>
-            </w:r>
-            <w:proofErr w:type="spellStart"/>
-            <w:r>
-              <w:rPr>
-                <w:sz w:val="18"/>
-                <w:szCs w:val="18"/>
-              </w:rPr>
-              <w:t>borough_id</w:t>
-            </w:r>
-            <w:proofErr w:type="spellEnd"/>
-            <w:r>
-              <w:rPr>
-                <w:sz w:val="18"/>
-                <w:szCs w:val="18"/>
-              </w:rPr>
-              <w:t xml:space="preserve">, </w:t>
-            </w:r>
-            <w:proofErr w:type="spellStart"/>
-            <w:r>
-              <w:rPr>
-                <w:sz w:val="18"/>
-                <w:szCs w:val="18"/>
-              </w:rPr>
-              <w:t>type_id</w:t>
-            </w:r>
-            <w:proofErr w:type="spellEnd"/>
-            <w:r>
-              <w:rPr>
-                <w:sz w:val="18"/>
-                <w:szCs w:val="18"/>
-              </w:rPr>
-              <w:t xml:space="preserve">, </w:t>
-            </w:r>
-            <w:proofErr w:type="spellStart"/>
-            <w:r>
-              <w:rPr>
-                <w:sz w:val="18"/>
-                <w:szCs w:val="18"/>
-              </w:rPr>
-              <w:t>city_id</w:t>
-            </w:r>
-            <w:proofErr w:type="spellEnd"/>
+              <w:t xml:space="preserve">FK: borough_id, type_id, city_id</w:t>
+            </w:r>
           </w:p>
         </w:tc>
       </w:tr>
@@ -12098,7 +10144,6 @@
             <w:vAlign w:val="center"/>
           </w:tcPr>
           <w:p>
-            <w:proofErr w:type="spellStart"/>
             <w:r>
               <w:rPr>
                 <w:sz w:val="18"/>
@@ -12106,7 +10151,6 @@
               </w:rPr>
               <w:t>energy_metric_id</w:t>
             </w:r>
-            <w:proofErr w:type="spellEnd"/>
           </w:p>
         </w:tc>
         <w:tc>
@@ -12122,31 +10166,13 @@
             <w:vAlign w:val="center"/>
           </w:tcPr>
           <w:p>
-            <w:proofErr w:type="spellStart"/>
-            <w:r>
-              <w:rPr>
-                <w:sz w:val="18"/>
-                <w:szCs w:val="18"/>
-              </w:rPr>
-              <w:t>energy_star_score</w:t>
-            </w:r>
-            <w:proofErr w:type="spellEnd"/>
-            <w:r>
-              <w:rPr>
-                <w:sz w:val="18"/>
-                <w:szCs w:val="18"/>
-              </w:rPr>
-              <w:t xml:space="preserve">, </w:t>
-            </w:r>
-            <w:proofErr w:type="spellStart"/>
-            <w:r>
-              <w:rPr>
-                <w:sz w:val="18"/>
-                <w:szCs w:val="18"/>
-              </w:rPr>
-              <w:t>site_eui</w:t>
-            </w:r>
-            <w:proofErr w:type="spellEnd"/>
+            <w:r>
+              <w:rPr>
+                <w:sz w:val="18"/>
+                <w:szCs w:val="18"/>
+              </w:rPr>
+              <w:t xml:space="preserve">energy_star_score, site_eui</w:t>
+            </w:r>
           </w:p>
         </w:tc>
         <w:tc>
@@ -12167,17 +10193,8 @@
                 <w:sz w:val="18"/>
                 <w:szCs w:val="18"/>
               </w:rPr>
-              <w:t xml:space="preserve">FK: </w:t>
-            </w:r>
-            <w:proofErr w:type="spellStart"/>
-            <w:r>
-              <w:rPr>
-                <w:sz w:val="18"/>
-                <w:szCs w:val="18"/>
-              </w:rPr>
-              <w:t>property_id</w:t>
-            </w:r>
-            <w:proofErr w:type="spellEnd"/>
+              <w:t xml:space="preserve">FK: property_id</w:t>
+            </w:r>
           </w:p>
         </w:tc>
       </w:tr>
@@ -12226,7 +10243,6 @@
             <w:vAlign w:val="center"/>
           </w:tcPr>
           <w:p>
-            <w:proofErr w:type="spellStart"/>
             <w:r>
               <w:rPr>
                 <w:sz w:val="18"/>
@@ -12234,7 +10250,6 @@
               </w:rPr>
               <w:t>emission_metric_id</w:t>
             </w:r>
-            <w:proofErr w:type="spellEnd"/>
           </w:p>
         </w:tc>
         <w:tc>
@@ -12250,7 +10265,6 @@
             <w:vAlign w:val="center"/>
           </w:tcPr>
           <w:p>
-            <w:proofErr w:type="spellStart"/>
             <w:r>
               <w:rPr>
                 <w:sz w:val="18"/>
@@ -12258,7 +10272,6 @@
               </w:rPr>
               <w:t>total_ghg_emissions</w:t>
             </w:r>
-            <w:proofErr w:type="spellEnd"/>
           </w:p>
         </w:tc>
         <w:tc>
@@ -12279,17 +10292,8 @@
                 <w:sz w:val="18"/>
                 <w:szCs w:val="18"/>
               </w:rPr>
-              <w:t xml:space="preserve">FK: </w:t>
-            </w:r>
-            <w:proofErr w:type="spellStart"/>
-            <w:r>
-              <w:rPr>
-                <w:sz w:val="18"/>
-                <w:szCs w:val="18"/>
-              </w:rPr>
-              <w:t>property_id</w:t>
-            </w:r>
-            <w:proofErr w:type="spellEnd"/>
+              <w:t xml:space="preserve">FK: property_id</w:t>
+            </w:r>
           </w:p>
         </w:tc>
       </w:tr>
@@ -12338,7 +10342,6 @@
             <w:vAlign w:val="center"/>
           </w:tcPr>
           <w:p>
-            <w:proofErr w:type="spellStart"/>
             <w:r>
               <w:rPr>
                 <w:sz w:val="18"/>
@@ -12346,7 +10349,6 @@
               </w:rPr>
               <w:t>penalty_id</w:t>
             </w:r>
-            <w:proofErr w:type="spellEnd"/>
           </w:p>
         </w:tc>
         <w:tc>
@@ -12362,21 +10364,12 @@
             <w:vAlign w:val="center"/>
           </w:tcPr>
           <w:p>
-            <w:proofErr w:type="spellStart"/>
-            <w:r>
-              <w:rPr>
-                <w:sz w:val="18"/>
-                <w:szCs w:val="18"/>
-              </w:rPr>
-              <w:t>base_penalty</w:t>
-            </w:r>
-            <w:proofErr w:type="spellEnd"/>
-            <w:r>
-              <w:rPr>
-                <w:sz w:val="18"/>
-                <w:szCs w:val="18"/>
-              </w:rPr>
-              <w:t>, penalty_per_ft2</w:t>
+            <w:r>
+              <w:rPr>
+                <w:sz w:val="18"/>
+                <w:szCs w:val="18"/>
+              </w:rPr>
+              <w:t>base_penalty, penalty_per_ft2</w:t>
             </w:r>
           </w:p>
         </w:tc>
@@ -12398,17 +10391,8 @@
                 <w:sz w:val="18"/>
                 <w:szCs w:val="18"/>
               </w:rPr>
-              <w:t xml:space="preserve">FK: </w:t>
-            </w:r>
-            <w:proofErr w:type="spellStart"/>
-            <w:r>
-              <w:rPr>
-                <w:sz w:val="18"/>
-                <w:szCs w:val="18"/>
-              </w:rPr>
-              <w:t>property_id</w:t>
-            </w:r>
-            <w:proofErr w:type="spellEnd"/>
+              <w:t xml:space="preserve">FK: property_id</w:t>
+            </w:r>
           </w:p>
         </w:tc>
       </w:tr>
@@ -12457,7 +10441,6 @@
             <w:vAlign w:val="center"/>
           </w:tcPr>
           <w:p>
-            <w:proofErr w:type="spellStart"/>
             <w:r>
               <w:rPr>
                 <w:sz w:val="18"/>
@@ -12465,7 +10448,6 @@
               </w:rPr>
               <w:t>fuel_usage_id</w:t>
             </w:r>
-            <w:proofErr w:type="spellEnd"/>
           </w:p>
         </w:tc>
         <w:tc>
@@ -12481,31 +10463,13 @@
             <w:vAlign w:val="center"/>
           </w:tcPr>
           <w:p>
-            <w:proofErr w:type="spellStart"/>
-            <w:r>
-              <w:rPr>
-                <w:sz w:val="18"/>
-                <w:szCs w:val="18"/>
-              </w:rPr>
-              <w:t>fuel_type</w:t>
-            </w:r>
-            <w:proofErr w:type="spellEnd"/>
-            <w:r>
-              <w:rPr>
-                <w:sz w:val="18"/>
-                <w:szCs w:val="18"/>
-              </w:rPr>
-              <w:t xml:space="preserve">, </w:t>
-            </w:r>
-            <w:proofErr w:type="spellStart"/>
-            <w:r>
-              <w:rPr>
-                <w:sz w:val="18"/>
-                <w:szCs w:val="18"/>
-              </w:rPr>
-              <w:t>consumption_kbtu</w:t>
-            </w:r>
-            <w:proofErr w:type="spellEnd"/>
+            <w:r>
+              <w:rPr>
+                <w:sz w:val="18"/>
+                <w:szCs w:val="18"/>
+              </w:rPr>
+              <w:t xml:space="preserve">fuel_type, consumption_kbtu</w:t>
+            </w:r>
           </w:p>
         </w:tc>
         <w:tc>
@@ -12526,17 +10490,8 @@
                 <w:sz w:val="18"/>
                 <w:szCs w:val="18"/>
               </w:rPr>
-              <w:t xml:space="preserve">FK: </w:t>
-            </w:r>
-            <w:proofErr w:type="spellStart"/>
-            <w:r>
-              <w:rPr>
-                <w:sz w:val="18"/>
-                <w:szCs w:val="18"/>
-              </w:rPr>
-              <w:t>property_id</w:t>
-            </w:r>
-            <w:proofErr w:type="spellEnd"/>
+              <w:t xml:space="preserve">FK: property_id</w:t>
+            </w:r>
           </w:p>
         </w:tc>
       </w:tr>
@@ -12586,7 +10541,6 @@
             <w:vAlign w:val="center"/>
           </w:tcPr>
           <w:p>
-            <w:proofErr w:type="spellStart"/>
             <w:r>
               <w:rPr>
                 <w:sz w:val="18"/>
@@ -12594,7 +10548,6 @@
               </w:rPr>
               <w:t>alert_id</w:t>
             </w:r>
-            <w:proofErr w:type="spellEnd"/>
           </w:p>
         </w:tc>
         <w:tc>
@@ -12610,21 +10563,12 @@
             <w:vAlign w:val="center"/>
           </w:tcPr>
           <w:p>
-            <w:proofErr w:type="spellStart"/>
-            <w:r>
-              <w:rPr>
-                <w:sz w:val="18"/>
-                <w:szCs w:val="18"/>
-              </w:rPr>
-              <w:t>alert_type</w:t>
-            </w:r>
-            <w:proofErr w:type="spellEnd"/>
-            <w:r>
-              <w:rPr>
-                <w:sz w:val="18"/>
-                <w:szCs w:val="18"/>
-              </w:rPr>
-              <w:t>, description</w:t>
+            <w:r>
+              <w:rPr>
+                <w:sz w:val="18"/>
+                <w:szCs w:val="18"/>
+              </w:rPr>
+              <w:t>alert_type, description</w:t>
             </w:r>
           </w:p>
         </w:tc>
@@ -12646,17 +10590,8 @@
                 <w:sz w:val="18"/>
                 <w:szCs w:val="18"/>
               </w:rPr>
-              <w:t xml:space="preserve">FK: </w:t>
-            </w:r>
-            <w:proofErr w:type="spellStart"/>
-            <w:r>
-              <w:rPr>
-                <w:sz w:val="18"/>
-                <w:szCs w:val="18"/>
-              </w:rPr>
-              <w:t>property_id</w:t>
-            </w:r>
-            <w:proofErr w:type="spellEnd"/>
+              <w:t xml:space="preserve">FK: property_id</w:t>
+            </w:r>
           </w:p>
         </w:tc>
       </w:tr>
@@ -12672,23 +10607,13 @@
         <w:spacing w:before="360" w:after="160"/>
       </w:pPr>
       <w:bookmarkStart w:id="19" w:name="_Toc235062633"/>
-      <w:proofErr w:type="gramStart"/>
       <w:r>
         <w:rPr>
           <w:b/>
           <w:bCs/>
           <w:color w:val="1E293B"/>
         </w:rPr>
-        <w:t>3.3  Data</w:t>
-      </w:r>
-      <w:proofErr w:type="gramEnd"/>
-      <w:r>
-        <w:rPr>
-          <w:b/>
-          <w:bCs/>
-          <w:color w:val="1E293B"/>
-        </w:rPr>
-        <w:t xml:space="preserve"> Flow &amp; System Behavior</w:t>
+        <w:t xml:space="preserve">3.3  Data Flow &amp; System Behavior</w:t>
       </w:r>
       <w:bookmarkEnd w:id="19"/>
     </w:p>
@@ -13015,21 +10940,12 @@
             <w:vAlign w:val="center"/>
           </w:tcPr>
           <w:p>
-            <w:proofErr w:type="spellStart"/>
-            <w:r>
-              <w:rPr>
-                <w:sz w:val="18"/>
-                <w:szCs w:val="18"/>
-              </w:rPr>
-              <w:t>Streamlit</w:t>
-            </w:r>
-            <w:proofErr w:type="spellEnd"/>
-            <w:r>
-              <w:rPr>
-                <w:sz w:val="18"/>
-                <w:szCs w:val="18"/>
-              </w:rPr>
-              <w:t xml:space="preserve"> UI</w:t>
+            <w:r>
+              <w:rPr>
+                <w:sz w:val="18"/>
+                <w:szCs w:val="18"/>
+              </w:rPr>
+              <w:t xml:space="preserve">Streamlit UI</w:t>
             </w:r>
           </w:p>
         </w:tc>
@@ -13562,17 +11478,8 @@
                 <w:sz w:val="18"/>
                 <w:szCs w:val="18"/>
               </w:rPr>
-              <w:t xml:space="preserve">"Not Available" → </w:t>
-            </w:r>
-            <w:proofErr w:type="spellStart"/>
-            <w:r>
-              <w:rPr>
-                <w:sz w:val="18"/>
-                <w:szCs w:val="18"/>
-              </w:rPr>
-              <w:t>NaN</w:t>
-            </w:r>
-            <w:proofErr w:type="spellEnd"/>
+              <w:t xml:space="preserve">"Not Available" → NaN</w:t>
+            </w:r>
           </w:p>
         </w:tc>
         <w:tc>
@@ -13769,23 +11676,7 @@
                 <w:sz w:val="18"/>
                 <w:szCs w:val="18"/>
               </w:rPr>
-              <w:t xml:space="preserve">Retain ≥ 50,000 </w:t>
-            </w:r>
-            <w:proofErr w:type="spellStart"/>
-            <w:r>
-              <w:rPr>
-                <w:sz w:val="18"/>
-                <w:szCs w:val="18"/>
-              </w:rPr>
-              <w:t>sq.ft</w:t>
-            </w:r>
-            <w:proofErr w:type="spellEnd"/>
-            <w:r>
-              <w:rPr>
-                <w:sz w:val="18"/>
-                <w:szCs w:val="18"/>
-              </w:rPr>
-              <w:t>.</w:t>
+              <w:t xml:space="preserve">Retain ≥ 50,000 sq.ft.</w:t>
             </w:r>
           </w:p>
         </w:tc>
@@ -14365,23 +12256,13 @@
         <w:spacing w:before="360" w:after="160"/>
       </w:pPr>
       <w:bookmarkStart w:id="22" w:name="_Toc235062636"/>
-      <w:proofErr w:type="gramStart"/>
       <w:r>
         <w:rPr>
           <w:b/>
           <w:bCs/>
           <w:color w:val="1E293B"/>
         </w:rPr>
-        <w:t>4.1  Coding</w:t>
-      </w:r>
-      <w:proofErr w:type="gramEnd"/>
-      <w:r>
-        <w:rPr>
-          <w:b/>
-          <w:bCs/>
-          <w:color w:val="1E293B"/>
-        </w:rPr>
-        <w:t xml:space="preserve"> Standards</w:t>
+        <w:t xml:space="preserve">4.1  Coding Standards</w:t>
       </w:r>
       <w:bookmarkEnd w:id="22"/>
     </w:p>
@@ -14418,31 +12299,10 @@
           <w:bCs/>
           <w:color w:val="0F172A"/>
         </w:rPr>
-        <w:t xml:space="preserve">Variables &amp; Functions </w:t>
-      </w:r>
-      <w:proofErr w:type="gramStart"/>
-      <w:r>
-        <w:rPr>
-          <w:b/>
-          <w:bCs/>
-          <w:color w:val="0F172A"/>
-        </w:rPr>
-        <w:t xml:space="preserve">— </w:t>
+        <w:t xml:space="preserve">Variables &amp; Functions — </w:t>
       </w:r>
       <w:r>
-        <w:t xml:space="preserve"> </w:t>
-      </w:r>
-      <w:proofErr w:type="spellStart"/>
-      <w:r>
-        <w:t>snake</w:t>
-      </w:r>
-      <w:proofErr w:type="gramEnd"/>
-      <w:r>
-        <w:t>_case</w:t>
-      </w:r>
-      <w:proofErr w:type="spellEnd"/>
-      <w:r>
-        <w:t xml:space="preserve"> for all variables, functions, and modules.</w:t>
+        <w:t xml:space="preserve"> snake_case for all variables, functions, and modules.</w:t>
       </w:r>
     </w:p>
     <w:p>
@@ -14460,28 +12320,10 @@
           <w:bCs/>
           <w:color w:val="0F172A"/>
         </w:rPr>
-        <w:t xml:space="preserve">Classes </w:t>
-      </w:r>
-      <w:proofErr w:type="gramStart"/>
-      <w:r>
-        <w:rPr>
-          <w:b/>
-          <w:bCs/>
-          <w:color w:val="0F172A"/>
-        </w:rPr>
-        <w:t xml:space="preserve">— </w:t>
+        <w:t xml:space="preserve">Classes — </w:t>
       </w:r>
       <w:r>
-        <w:t xml:space="preserve"> </w:t>
-      </w:r>
-      <w:proofErr w:type="spellStart"/>
-      <w:r>
-        <w:t>PascalCase</w:t>
-      </w:r>
-      <w:proofErr w:type="spellEnd"/>
-      <w:proofErr w:type="gramEnd"/>
-      <w:r>
-        <w:t xml:space="preserve"> for class definitions.</w:t>
+        <w:t xml:space="preserve"> PascalCase for class definitions.</w:t>
       </w:r>
     </w:p>
     <w:p>
@@ -14499,23 +12341,10 @@
           <w:bCs/>
           <w:color w:val="0F172A"/>
         </w:rPr>
-        <w:t xml:space="preserve">Constants </w:t>
-      </w:r>
-      <w:proofErr w:type="gramStart"/>
-      <w:r>
-        <w:rPr>
-          <w:b/>
-          <w:bCs/>
-          <w:color w:val="0F172A"/>
-        </w:rPr>
-        <w:t xml:space="preserve">— </w:t>
+        <w:t xml:space="preserve">Constants — </w:t>
       </w:r>
       <w:r>
-        <w:t xml:space="preserve"> UPPER</w:t>
-      </w:r>
-      <w:proofErr w:type="gramEnd"/>
-      <w:r>
-        <w:t>_CASE_WITH_UNDERSCORES for design tokens and thresholds.</w:t>
+        <w:t xml:space="preserve"> UPPER_CASE_WITH_UNDERSCORES for design tokens and thresholds.</w:t>
       </w:r>
     </w:p>
     <w:p>
@@ -14533,23 +12362,10 @@
           <w:bCs/>
           <w:color w:val="0F172A"/>
         </w:rPr>
-        <w:t xml:space="preserve">Docstrings </w:t>
-      </w:r>
-      <w:proofErr w:type="gramStart"/>
-      <w:r>
-        <w:rPr>
-          <w:b/>
-          <w:bCs/>
-          <w:color w:val="0F172A"/>
-        </w:rPr>
-        <w:t xml:space="preserve">— </w:t>
+        <w:t xml:space="preserve">Docstrings — </w:t>
       </w:r>
       <w:r>
-        <w:t xml:space="preserve"> All</w:t>
-      </w:r>
-      <w:proofErr w:type="gramEnd"/>
-      <w:r>
-        <w:t xml:space="preserve"> core functions include explicit input/output documentation.</w:t>
+        <w:t xml:space="preserve"> All core functions include explicit input/output documentation.</w:t>
       </w:r>
     </w:p>
     <w:p>
@@ -14590,23 +12406,10 @@
           <w:bCs/>
           <w:color w:val="0F172A"/>
         </w:rPr>
-        <w:t xml:space="preserve">Keywords </w:t>
-      </w:r>
-      <w:proofErr w:type="gramStart"/>
-      <w:r>
-        <w:rPr>
-          <w:b/>
-          <w:bCs/>
-          <w:color w:val="0F172A"/>
-        </w:rPr>
-        <w:t xml:space="preserve">— </w:t>
+        <w:t xml:space="preserve">Keywords — </w:t>
       </w:r>
       <w:r>
-        <w:t xml:space="preserve"> UPPERCASE</w:t>
-      </w:r>
-      <w:proofErr w:type="gramEnd"/>
-      <w:r>
-        <w:t xml:space="preserve"> (CREATE TABLE, PRIMARY KEY, FOREIGN KEY).</w:t>
+        <w:t xml:space="preserve"> UPPERCASE (CREATE TABLE, PRIMARY KEY, FOREIGN KEY).</w:t>
       </w:r>
     </w:p>
     <w:p>
@@ -14624,23 +12427,10 @@
           <w:bCs/>
           <w:color w:val="0F172A"/>
         </w:rPr>
-        <w:t xml:space="preserve">Table Names </w:t>
-      </w:r>
-      <w:proofErr w:type="gramStart"/>
-      <w:r>
-        <w:rPr>
-          <w:b/>
-          <w:bCs/>
-          <w:color w:val="0F172A"/>
-        </w:rPr>
-        <w:t xml:space="preserve">— </w:t>
+        <w:t xml:space="preserve">Table Names — </w:t>
       </w:r>
       <w:r>
-        <w:t xml:space="preserve"> Plural</w:t>
-      </w:r>
-      <w:proofErr w:type="gramEnd"/>
-      <w:r>
-        <w:t xml:space="preserve"> uppercase nouns (PROPERTIES, EMISSION_METRICS).</w:t>
+        <w:t xml:space="preserve"> Plural uppercase nouns (PROPERTIES, EMISSION_METRICS).</w:t>
       </w:r>
     </w:p>
     <w:p>
@@ -14658,31 +12448,10 @@
           <w:bCs/>
           <w:color w:val="0F172A"/>
         </w:rPr>
-        <w:t xml:space="preserve">Column Names </w:t>
-      </w:r>
-      <w:proofErr w:type="gramStart"/>
-      <w:r>
-        <w:rPr>
-          <w:b/>
-          <w:bCs/>
-          <w:color w:val="0F172A"/>
-        </w:rPr>
-        <w:t xml:space="preserve">— </w:t>
+        <w:t xml:space="preserve">Column Names — </w:t>
       </w:r>
       <w:r>
-        <w:t xml:space="preserve"> Lowercase</w:t>
-      </w:r>
-      <w:proofErr w:type="gramEnd"/>
-      <w:r>
-        <w:t xml:space="preserve"> </w:t>
-      </w:r>
-      <w:proofErr w:type="spellStart"/>
-      <w:r>
-        <w:t>snake_case</w:t>
-      </w:r>
-      <w:proofErr w:type="spellEnd"/>
-      <w:r>
-        <w:t xml:space="preserve"> with unit suffixes (site_eui_kbtu_ft2).</w:t>
+        <w:t xml:space="preserve"> Lowercase snake_case with unit suffixes (site_eui_kbtu_ft2).</w:t>
       </w:r>
     </w:p>
     <w:p>
@@ -14696,23 +12465,13 @@
         <w:spacing w:before="360" w:after="160"/>
       </w:pPr>
       <w:bookmarkStart w:id="25" w:name="_Toc235062639"/>
-      <w:proofErr w:type="gramStart"/>
       <w:r>
         <w:rPr>
           <w:b/>
           <w:bCs/>
           <w:color w:val="1E293B"/>
         </w:rPr>
-        <w:t>4.2  Modular</w:t>
-      </w:r>
-      <w:proofErr w:type="gramEnd"/>
-      <w:r>
-        <w:rPr>
-          <w:b/>
-          <w:bCs/>
-          <w:color w:val="1E293B"/>
-        </w:rPr>
-        <w:t xml:space="preserve"> Code &amp; Reusability</w:t>
+        <w:t xml:space="preserve">4.2  Modular Code &amp; Reusability</w:t>
       </w:r>
       <w:bookmarkEnd w:id="25"/>
     </w:p>
@@ -15046,37 +12805,12 @@
             <w:vAlign w:val="center"/>
           </w:tcPr>
           <w:p>
-            <w:proofErr w:type="spellStart"/>
-            <w:r>
-              <w:rPr>
-                <w:sz w:val="18"/>
-                <w:szCs w:val="18"/>
-              </w:rPr>
-              <w:t>carbon_heist_schema_mysql.sql</w:t>
-            </w:r>
-            <w:proofErr w:type="spellEnd"/>
-            <w:r>
-              <w:rPr>
-                <w:sz w:val="18"/>
-                <w:szCs w:val="18"/>
-              </w:rPr>
-              <w:t>, _</w:t>
-            </w:r>
-            <w:proofErr w:type="spellStart"/>
-            <w:r>
-              <w:rPr>
-                <w:sz w:val="18"/>
-                <w:szCs w:val="18"/>
-              </w:rPr>
-              <w:t>mssql.sql</w:t>
-            </w:r>
-            <w:proofErr w:type="spellEnd"/>
-            <w:r>
-              <w:rPr>
-                <w:sz w:val="18"/>
-                <w:szCs w:val="18"/>
-              </w:rPr>
-              <w:t>, ERD</w:t>
+            <w:r>
+              <w:rPr>
+                <w:sz w:val="18"/>
+                <w:szCs w:val="18"/>
+              </w:rPr>
+              <w:t>carbon_heist_schema_mysql.sql, _mssql.sql, ERD</w:t>
             </w:r>
           </w:p>
         </w:tc>
@@ -15153,32 +12887,7 @@
                 <w:sz w:val="18"/>
                 <w:szCs w:val="18"/>
               </w:rPr>
-              <w:t>train_ll97_model.py, ll97_playground.py</w:t>
-            </w:r>
-            <w:proofErr w:type="gramStart"/>
-            <w:r>
-              <w:rPr>
-                <w:sz w:val="18"/>
-                <w:szCs w:val="18"/>
-              </w:rPr>
-              <w:t>, .</w:t>
-            </w:r>
-            <w:proofErr w:type="spellStart"/>
-            <w:r>
-              <w:rPr>
-                <w:sz w:val="18"/>
-                <w:szCs w:val="18"/>
-              </w:rPr>
-              <w:t>joblib</w:t>
-            </w:r>
-            <w:proofErr w:type="spellEnd"/>
-            <w:proofErr w:type="gramEnd"/>
-            <w:r>
-              <w:rPr>
-                <w:sz w:val="18"/>
-                <w:szCs w:val="18"/>
-              </w:rPr>
-              <w:t xml:space="preserve"> files</w:t>
+              <w:t xml:space="preserve">train_ll97_model.py, ll97_playground.py, .joblib files</w:t>
             </w:r>
           </w:p>
         </w:tc>
@@ -15349,23 +13058,13 @@
         <w:spacing w:before="360" w:after="160"/>
       </w:pPr>
       <w:bookmarkStart w:id="26" w:name="_Toc235062640"/>
-      <w:proofErr w:type="gramStart"/>
       <w:r>
         <w:rPr>
           <w:b/>
           <w:bCs/>
           <w:color w:val="1E293B"/>
         </w:rPr>
-        <w:t>4.3  Security</w:t>
-      </w:r>
-      <w:proofErr w:type="gramEnd"/>
-      <w:r>
-        <w:rPr>
-          <w:b/>
-          <w:bCs/>
-          <w:color w:val="1E293B"/>
-        </w:rPr>
-        <w:t xml:space="preserve"> &amp; Error Handling</w:t>
+        <w:t xml:space="preserve">4.3  Security &amp; Error Handling</w:t>
       </w:r>
       <w:bookmarkEnd w:id="26"/>
     </w:p>
@@ -15384,39 +13083,10 @@
           <w:bCs/>
           <w:color w:val="0F172A"/>
         </w:rPr>
-        <w:t xml:space="preserve">Data Validation </w:t>
-      </w:r>
-      <w:proofErr w:type="gramStart"/>
-      <w:r>
-        <w:rPr>
-          <w:b/>
-          <w:bCs/>
-          <w:color w:val="0F172A"/>
-        </w:rPr>
-        <w:t xml:space="preserve">— </w:t>
+        <w:t xml:space="preserve">Data Validation — </w:t>
       </w:r>
       <w:r>
-        <w:t xml:space="preserve"> Inputs</w:t>
-      </w:r>
-      <w:proofErr w:type="gramEnd"/>
-      <w:r>
-        <w:t xml:space="preserve"> wrapped in type coercion (</w:t>
-      </w:r>
-      <w:proofErr w:type="gramStart"/>
-      <w:r>
-        <w:t>float(</w:t>
-      </w:r>
-      <w:proofErr w:type="gramEnd"/>
-      <w:r>
-        <w:t xml:space="preserve">), </w:t>
-      </w:r>
-      <w:proofErr w:type="spellStart"/>
-      <w:r>
-        <w:t>pd.to_numeric</w:t>
-      </w:r>
-      <w:proofErr w:type="spellEnd"/>
-      <w:r>
-        <w:t>(errors="coerce")).</w:t>
+        <w:t xml:space="preserve"> Inputs wrapped in type coercion (float(), pd.to_numeric(errors="coerce")).</w:t>
       </w:r>
     </w:p>
     <w:p>
@@ -15434,23 +13104,10 @@
           <w:bCs/>
           <w:color w:val="0F172A"/>
         </w:rPr>
-        <w:t xml:space="preserve">Outlier Guardrails </w:t>
-      </w:r>
-      <w:proofErr w:type="gramStart"/>
-      <w:r>
-        <w:rPr>
-          <w:b/>
-          <w:bCs/>
-          <w:color w:val="0F172A"/>
-        </w:rPr>
-        <w:t xml:space="preserve">— </w:t>
+        <w:t xml:space="preserve">Outlier Guardrails — </w:t>
       </w:r>
       <w:r>
-        <w:t xml:space="preserve"> Domain</w:t>
-      </w:r>
-      <w:proofErr w:type="gramEnd"/>
-      <w:r>
-        <w:t xml:space="preserve"> guardrails (EUI &lt; 2000, GFA &gt; 0) prevent bad predictions.</w:t>
+        <w:t xml:space="preserve"> Domain guardrails (EUI &lt; 2000, GFA &gt; 0) prevent bad predictions.</w:t>
       </w:r>
     </w:p>
     <w:p>
@@ -15468,23 +13125,10 @@
           <w:bCs/>
           <w:color w:val="0F172A"/>
         </w:rPr>
-        <w:t xml:space="preserve">SQL Injection </w:t>
-      </w:r>
-      <w:proofErr w:type="gramStart"/>
-      <w:r>
-        <w:rPr>
-          <w:b/>
-          <w:bCs/>
-          <w:color w:val="0F172A"/>
-        </w:rPr>
-        <w:t xml:space="preserve">— </w:t>
+        <w:t xml:space="preserve">SQL Injection — </w:t>
       </w:r>
       <w:r>
-        <w:t xml:space="preserve"> Parameterized</w:t>
-      </w:r>
-      <w:proofErr w:type="gramEnd"/>
-      <w:r>
-        <w:t xml:space="preserve"> schema definitions, no string concatenation.</w:t>
+        <w:t xml:space="preserve"> Parameterized schema definitions, no string concatenation.</w:t>
       </w:r>
     </w:p>
     <w:p>
@@ -15506,7 +13150,6 @@
         <w:spacing w:before="360" w:after="160"/>
       </w:pPr>
       <w:bookmarkStart w:id="27" w:name="_Toc235062641"/>
-      <w:proofErr w:type="gramStart"/>
       <w:r>
         <w:rPr>
           <w:b/>
@@ -15514,16 +13157,7 @@
           <w:color w:val="1E293B"/>
         </w:rPr>
         <w:lastRenderedPageBreak/>
-        <w:t>4.4  Version</w:t>
-      </w:r>
-      <w:proofErr w:type="gramEnd"/>
-      <w:r>
-        <w:rPr>
-          <w:b/>
-          <w:bCs/>
-          <w:color w:val="1E293B"/>
-        </w:rPr>
-        <w:t xml:space="preserve"> Control Strategy</w:t>
+        <w:t xml:space="preserve">4.4  Version Control Strategy</w:t>
       </w:r>
       <w:bookmarkEnd w:id="27"/>
     </w:p>
@@ -15651,23 +13285,7 @@
                 <w:sz w:val="20"/>
                 <w:szCs w:val="20"/>
               </w:rPr>
-              <w:t>github.com/</w:t>
-            </w:r>
-            <w:proofErr w:type="spellStart"/>
-            <w:r>
-              <w:rPr>
-                <w:sz w:val="20"/>
-                <w:szCs w:val="20"/>
-              </w:rPr>
-              <w:t>ahmedadelamin</w:t>
-            </w:r>
-            <w:proofErr w:type="spellEnd"/>
-            <w:r>
-              <w:rPr>
-                <w:sz w:val="20"/>
-                <w:szCs w:val="20"/>
-              </w:rPr>
-              <w:t>/carbon-heist-mitigation</w:t>
+              <w:t>github.com/ahmedadelamin/carbon-heist-mitigation</w:t>
             </w:r>
           </w:p>
         </w:tc>
@@ -15892,23 +13510,13 @@
         <w:spacing w:before="360" w:after="160"/>
       </w:pPr>
       <w:bookmarkStart w:id="29" w:name="_Toc235062643"/>
-      <w:proofErr w:type="gramStart"/>
       <w:r>
         <w:rPr>
           <w:b/>
           <w:bCs/>
           <w:color w:val="1E293B"/>
         </w:rPr>
-        <w:t>5.1  Test</w:t>
-      </w:r>
-      <w:proofErr w:type="gramEnd"/>
-      <w:r>
-        <w:rPr>
-          <w:b/>
-          <w:bCs/>
-          <w:color w:val="1E293B"/>
-        </w:rPr>
-        <w:t xml:space="preserve"> Plan &amp; Scenarios</w:t>
+        <w:t xml:space="preserve">5.1  Test Plan &amp; Scenarios</w:t>
       </w:r>
       <w:bookmarkEnd w:id="29"/>
     </w:p>
@@ -16193,17 +13801,8 @@
                 <w:sz w:val="18"/>
                 <w:szCs w:val="18"/>
               </w:rPr>
-              <w:t>"Not Available"→</w:t>
-            </w:r>
-            <w:proofErr w:type="spellStart"/>
-            <w:r>
-              <w:rPr>
-                <w:sz w:val="18"/>
-                <w:szCs w:val="18"/>
-              </w:rPr>
-              <w:t>NaN</w:t>
-            </w:r>
-            <w:proofErr w:type="spellEnd"/>
+              <w:t>"Not Available"→NaN</w:t>
+            </w:r>
           </w:p>
         </w:tc>
         <w:tc>
@@ -17434,23 +15033,13 @@
         <w:spacing w:before="360" w:after="160"/>
       </w:pPr>
       <w:bookmarkStart w:id="30" w:name="_Toc235062644"/>
-      <w:proofErr w:type="gramStart"/>
       <w:r>
         <w:rPr>
           <w:b/>
           <w:bCs/>
           <w:color w:val="1E293B"/>
         </w:rPr>
-        <w:t>5.2  Automated</w:t>
-      </w:r>
-      <w:proofErr w:type="gramEnd"/>
-      <w:r>
-        <w:rPr>
-          <w:b/>
-          <w:bCs/>
-          <w:color w:val="1E293B"/>
-        </w:rPr>
-        <w:t xml:space="preserve"> Testing</w:t>
+        <w:t xml:space="preserve">5.2  Automated Testing</w:t>
       </w:r>
       <w:bookmarkEnd w:id="30"/>
     </w:p>
@@ -17518,43 +15107,7 @@
                 <w:sz w:val="20"/>
                 <w:szCs w:val="20"/>
               </w:rPr>
-              <w:t xml:space="preserve">1. Assert cleaned dataset &gt; 10,000 records.   2. Assert minimum GFA ≥ 50,000 </w:t>
-            </w:r>
-            <w:proofErr w:type="spellStart"/>
-            <w:r>
-              <w:rPr>
-                <w:color w:val="334155"/>
-                <w:sz w:val="20"/>
-                <w:szCs w:val="20"/>
-              </w:rPr>
-              <w:t>sq.ft</w:t>
-            </w:r>
-            <w:proofErr w:type="spellEnd"/>
-            <w:r>
-              <w:rPr>
-                <w:color w:val="334155"/>
-                <w:sz w:val="20"/>
-                <w:szCs w:val="20"/>
-              </w:rPr>
-              <w:t xml:space="preserve">.   3. Assert GHG Emissions column has zero </w:t>
-            </w:r>
-            <w:proofErr w:type="spellStart"/>
-            <w:r>
-              <w:rPr>
-                <w:color w:val="334155"/>
-                <w:sz w:val="20"/>
-                <w:szCs w:val="20"/>
-              </w:rPr>
-              <w:t>NaN</w:t>
-            </w:r>
-            <w:proofErr w:type="spellEnd"/>
-            <w:r>
-              <w:rPr>
-                <w:color w:val="334155"/>
-                <w:sz w:val="20"/>
-                <w:szCs w:val="20"/>
-              </w:rPr>
-              <w:t xml:space="preserve"> values.</w:t>
+              <w:t xml:space="preserve">1. Assert cleaned dataset &gt; 10,000 records.   2. Assert minimum GFA ≥ 50,000 sq.ft.   3. Assert GHG Emissions column has zero NaN values.</w:t>
             </w:r>
           </w:p>
         </w:tc>
@@ -17571,23 +15124,13 @@
         <w:spacing w:before="360" w:after="160"/>
       </w:pPr>
       <w:bookmarkStart w:id="31" w:name="_Toc235062645"/>
-      <w:proofErr w:type="gramStart"/>
       <w:r>
         <w:rPr>
           <w:b/>
           <w:bCs/>
           <w:color w:val="1E293B"/>
         </w:rPr>
-        <w:t>5.3  Bug</w:t>
-      </w:r>
-      <w:proofErr w:type="gramEnd"/>
-      <w:r>
-        <w:rPr>
-          <w:b/>
-          <w:bCs/>
-          <w:color w:val="1E293B"/>
-        </w:rPr>
-        <w:t xml:space="preserve"> Reports &amp; Resolutions</w:t>
+        <w:t xml:space="preserve">5.3  Bug Reports &amp; Resolutions</w:t>
       </w:r>
       <w:bookmarkEnd w:id="31"/>
     </w:p>
@@ -17940,21 +15483,12 @@
             <w:vAlign w:val="center"/>
           </w:tcPr>
           <w:p>
-            <w:proofErr w:type="spellStart"/>
-            <w:r>
-              <w:rPr>
-                <w:sz w:val="18"/>
-                <w:szCs w:val="18"/>
-              </w:rPr>
-              <w:t>SyntaxWarning</w:t>
-            </w:r>
-            <w:proofErr w:type="spellEnd"/>
-            <w:r>
-              <w:rPr>
-                <w:sz w:val="18"/>
-                <w:szCs w:val="18"/>
-              </w:rPr>
-              <w:t>: "\d" escape.</w:t>
+            <w:r>
+              <w:rPr>
+                <w:sz w:val="18"/>
+                <w:szCs w:val="18"/>
+              </w:rPr>
+              <w:t>SyntaxWarning: "\d" escape.</w:t>
             </w:r>
           </w:p>
         </w:tc>
@@ -18136,23 +15670,13 @@
         <w:spacing w:before="360" w:after="160"/>
       </w:pPr>
       <w:bookmarkStart w:id="32" w:name="_Toc235062646"/>
-      <w:proofErr w:type="gramStart"/>
       <w:r>
         <w:rPr>
           <w:b/>
           <w:bCs/>
           <w:color w:val="1E293B"/>
         </w:rPr>
-        <w:t>5.4  Enterprise</w:t>
-      </w:r>
-      <w:proofErr w:type="gramEnd"/>
-      <w:r>
-        <w:rPr>
-          <w:b/>
-          <w:bCs/>
-          <w:color w:val="1E293B"/>
-        </w:rPr>
-        <w:t xml:space="preserve"> Visual BI Verification Matrix (Power BI &amp; Tableau)</w:t>
+        <w:t xml:space="preserve">5.4  Enterprise Visual BI Verification Matrix (Power BI &amp; Tableau)</w:t>
       </w:r>
       <w:bookmarkEnd w:id="32"/>
     </w:p>
@@ -19243,23 +16767,13 @@
         <w:spacing w:before="360" w:after="160"/>
       </w:pPr>
       <w:bookmarkStart w:id="34" w:name="_Toc235062648"/>
-      <w:proofErr w:type="gramStart"/>
       <w:r>
         <w:rPr>
           <w:b/>
           <w:bCs/>
           <w:color w:val="1E293B"/>
         </w:rPr>
-        <w:t>6.1  System</w:t>
-      </w:r>
-      <w:proofErr w:type="gramEnd"/>
-      <w:r>
-        <w:rPr>
-          <w:b/>
-          <w:bCs/>
-          <w:color w:val="1E293B"/>
-        </w:rPr>
-        <w:t xml:space="preserve"> Requirements</w:t>
+        <w:t xml:space="preserve">6.1  System Requirements</w:t>
       </w:r>
       <w:bookmarkEnd w:id="34"/>
     </w:p>
@@ -19549,87 +17063,7 @@
                 <w:sz w:val="20"/>
                 <w:szCs w:val="20"/>
               </w:rPr>
-              <w:t xml:space="preserve">pandas, </w:t>
-            </w:r>
-            <w:proofErr w:type="spellStart"/>
-            <w:r>
-              <w:rPr>
-                <w:sz w:val="20"/>
-                <w:szCs w:val="20"/>
-              </w:rPr>
-              <w:t>numpy</w:t>
-            </w:r>
-            <w:proofErr w:type="spellEnd"/>
-            <w:r>
-              <w:rPr>
-                <w:sz w:val="20"/>
-                <w:szCs w:val="20"/>
-              </w:rPr>
-              <w:t xml:space="preserve">, scikit-learn, </w:t>
-            </w:r>
-            <w:proofErr w:type="spellStart"/>
-            <w:r>
-              <w:rPr>
-                <w:sz w:val="20"/>
-                <w:szCs w:val="20"/>
-              </w:rPr>
-              <w:t>openpyxl</w:t>
-            </w:r>
-            <w:proofErr w:type="spellEnd"/>
-            <w:r>
-              <w:rPr>
-                <w:sz w:val="20"/>
-                <w:szCs w:val="20"/>
-              </w:rPr>
-              <w:t xml:space="preserve">, </w:t>
-            </w:r>
-            <w:proofErr w:type="spellStart"/>
-            <w:r>
-              <w:rPr>
-                <w:sz w:val="20"/>
-                <w:szCs w:val="20"/>
-              </w:rPr>
-              <w:t>streamlit</w:t>
-            </w:r>
-            <w:proofErr w:type="spellEnd"/>
-            <w:r>
-              <w:rPr>
-                <w:sz w:val="20"/>
-                <w:szCs w:val="20"/>
-              </w:rPr>
-              <w:t xml:space="preserve">, </w:t>
-            </w:r>
-            <w:proofErr w:type="spellStart"/>
-            <w:r>
-              <w:rPr>
-                <w:sz w:val="20"/>
-                <w:szCs w:val="20"/>
-              </w:rPr>
-              <w:t>plotly</w:t>
-            </w:r>
-            <w:proofErr w:type="spellEnd"/>
-            <w:r>
-              <w:rPr>
-                <w:sz w:val="20"/>
-                <w:szCs w:val="20"/>
-              </w:rPr>
-              <w:t xml:space="preserve">, </w:t>
-            </w:r>
-            <w:proofErr w:type="spellStart"/>
-            <w:r>
-              <w:rPr>
-                <w:sz w:val="20"/>
-                <w:szCs w:val="20"/>
-              </w:rPr>
-              <w:t>joblib</w:t>
-            </w:r>
-            <w:proofErr w:type="spellEnd"/>
-            <w:r>
-              <w:rPr>
-                <w:sz w:val="20"/>
-                <w:szCs w:val="20"/>
-              </w:rPr>
-              <w:t>, fpdf2</w:t>
+              <w:t xml:space="preserve">pandas, numpy, scikit-learn, openpyxl, streamlit, plotly, joblib, fpdf2</w:t>
             </w:r>
           </w:p>
         </w:tc>
@@ -19646,23 +17080,13 @@
         <w:spacing w:before="360" w:after="160"/>
       </w:pPr>
       <w:bookmarkStart w:id="35" w:name="_Toc235062649"/>
-      <w:proofErr w:type="gramStart"/>
       <w:r>
         <w:rPr>
           <w:b/>
           <w:bCs/>
           <w:color w:val="1E293B"/>
         </w:rPr>
-        <w:t>6.2  Installation</w:t>
-      </w:r>
-      <w:proofErr w:type="gramEnd"/>
-      <w:r>
-        <w:rPr>
-          <w:b/>
-          <w:bCs/>
-          <w:color w:val="1E293B"/>
-        </w:rPr>
-        <w:t xml:space="preserve"> Steps</w:t>
+        <w:t xml:space="preserve">6.2  Installation Steps</w:t>
       </w:r>
       <w:bookmarkEnd w:id="35"/>
     </w:p>
@@ -19730,25 +17154,7 @@
                 <w:sz w:val="20"/>
                 <w:szCs w:val="20"/>
               </w:rPr>
-              <w:t xml:space="preserve">git clone </w:t>
-            </w:r>
-            <w:proofErr w:type="gramStart"/>
-            <w:r>
-              <w:rPr>
-                <w:color w:val="334155"/>
-                <w:sz w:val="20"/>
-                <w:szCs w:val="20"/>
-              </w:rPr>
-              <w:t>https://github.com/ahmedadelamin/carbon-heist-mitigation.git  →</w:t>
-            </w:r>
-            <w:proofErr w:type="gramEnd"/>
-            <w:r>
-              <w:rPr>
-                <w:color w:val="334155"/>
-                <w:sz w:val="20"/>
-                <w:szCs w:val="20"/>
-              </w:rPr>
-              <w:t xml:space="preserve">  cd carbon-heist-mitigation</w:t>
+              <w:t xml:space="preserve">git clone https://github.com/ahmedadelamin/carbon-heist-mitigation.git  →  cd carbon-heist-mitigation</w:t>
             </w:r>
           </w:p>
         </w:tc>
@@ -19823,97 +17229,7 @@
                 <w:sz w:val="20"/>
                 <w:szCs w:val="20"/>
               </w:rPr>
-              <w:t xml:space="preserve">pip install pandas </w:t>
-            </w:r>
-            <w:proofErr w:type="spellStart"/>
-            <w:r>
-              <w:rPr>
-                <w:color w:val="334155"/>
-                <w:sz w:val="20"/>
-                <w:szCs w:val="20"/>
-              </w:rPr>
-              <w:t>numpy</w:t>
-            </w:r>
-            <w:proofErr w:type="spellEnd"/>
-            <w:r>
-              <w:rPr>
-                <w:color w:val="334155"/>
-                <w:sz w:val="20"/>
-                <w:szCs w:val="20"/>
-              </w:rPr>
-              <w:t xml:space="preserve"> scikit-learn </w:t>
-            </w:r>
-            <w:proofErr w:type="spellStart"/>
-            <w:r>
-              <w:rPr>
-                <w:color w:val="334155"/>
-                <w:sz w:val="20"/>
-                <w:szCs w:val="20"/>
-              </w:rPr>
-              <w:t>openpyxl</w:t>
-            </w:r>
-            <w:proofErr w:type="spellEnd"/>
-            <w:r>
-              <w:rPr>
-                <w:color w:val="334155"/>
-                <w:sz w:val="20"/>
-                <w:szCs w:val="20"/>
-              </w:rPr>
-              <w:t xml:space="preserve"> </w:t>
-            </w:r>
-            <w:proofErr w:type="spellStart"/>
-            <w:r>
-              <w:rPr>
-                <w:color w:val="334155"/>
-                <w:sz w:val="20"/>
-                <w:szCs w:val="20"/>
-              </w:rPr>
-              <w:t>streamlit</w:t>
-            </w:r>
-            <w:proofErr w:type="spellEnd"/>
-            <w:r>
-              <w:rPr>
-                <w:color w:val="334155"/>
-                <w:sz w:val="20"/>
-                <w:szCs w:val="20"/>
-              </w:rPr>
-              <w:t xml:space="preserve"> </w:t>
-            </w:r>
-            <w:proofErr w:type="spellStart"/>
-            <w:r>
-              <w:rPr>
-                <w:color w:val="334155"/>
-                <w:sz w:val="20"/>
-                <w:szCs w:val="20"/>
-              </w:rPr>
-              <w:t>plotly</w:t>
-            </w:r>
-            <w:proofErr w:type="spellEnd"/>
-            <w:r>
-              <w:rPr>
-                <w:color w:val="334155"/>
-                <w:sz w:val="20"/>
-                <w:szCs w:val="20"/>
-              </w:rPr>
-              <w:t xml:space="preserve"> </w:t>
-            </w:r>
-            <w:proofErr w:type="spellStart"/>
-            <w:r>
-              <w:rPr>
-                <w:color w:val="334155"/>
-                <w:sz w:val="20"/>
-                <w:szCs w:val="20"/>
-              </w:rPr>
-              <w:t>joblib</w:t>
-            </w:r>
-            <w:proofErr w:type="spellEnd"/>
-            <w:r>
-              <w:rPr>
-                <w:color w:val="334155"/>
-                <w:sz w:val="20"/>
-                <w:szCs w:val="20"/>
-              </w:rPr>
-              <w:t xml:space="preserve"> fpdf2</w:t>
+              <w:t xml:space="preserve">pip install pandas numpy scikit-learn openpyxl streamlit plotly joblib fpdf2</w:t>
             </w:r>
           </w:p>
         </w:tc>
@@ -19930,23 +17246,13 @@
         <w:spacing w:before="360" w:after="160"/>
       </w:pPr>
       <w:bookmarkStart w:id="36" w:name="_Toc235062650"/>
-      <w:proofErr w:type="gramStart"/>
       <w:r>
         <w:rPr>
           <w:b/>
           <w:bCs/>
           <w:color w:val="1E293B"/>
         </w:rPr>
-        <w:t>6.3  Execution</w:t>
-      </w:r>
-      <w:proofErr w:type="gramEnd"/>
-      <w:r>
-        <w:rPr>
-          <w:b/>
-          <w:bCs/>
-          <w:color w:val="1E293B"/>
-        </w:rPr>
-        <w:t xml:space="preserve"> Guide</w:t>
+        <w:t xml:space="preserve">6.3  Execution Guide</w:t>
       </w:r>
       <w:bookmarkEnd w:id="36"/>
     </w:p>
@@ -20109,23 +17415,7 @@
                 <w:sz w:val="18"/>
                 <w:szCs w:val="18"/>
               </w:rPr>
-              <w:t xml:space="preserve">cd application &amp;&amp; </w:t>
-            </w:r>
-            <w:proofErr w:type="spellStart"/>
-            <w:r>
-              <w:rPr>
-                <w:sz w:val="18"/>
-                <w:szCs w:val="18"/>
-              </w:rPr>
-              <w:t>streamlit</w:t>
-            </w:r>
-            <w:proofErr w:type="spellEnd"/>
-            <w:r>
-              <w:rPr>
-                <w:sz w:val="18"/>
-                <w:szCs w:val="18"/>
-              </w:rPr>
-              <w:t xml:space="preserve"> run app.py</w:t>
+              <w:t xml:space="preserve">cd application &amp;&amp; streamlit run app.py</w:t>
             </w:r>
           </w:p>
         </w:tc>
@@ -20147,23 +17437,7 @@
                 <w:sz w:val="18"/>
                 <w:szCs w:val="18"/>
               </w:rPr>
-              <w:t xml:space="preserve">Launch </w:t>
-            </w:r>
-            <w:proofErr w:type="spellStart"/>
-            <w:r>
-              <w:rPr>
-                <w:sz w:val="18"/>
-                <w:szCs w:val="18"/>
-              </w:rPr>
-              <w:t>Streamlit</w:t>
-            </w:r>
-            <w:proofErr w:type="spellEnd"/>
-            <w:r>
-              <w:rPr>
-                <w:sz w:val="18"/>
-                <w:szCs w:val="18"/>
-              </w:rPr>
-              <w:t xml:space="preserve"> at localhost:8501</w:t>
+              <w:t xml:space="preserve">Launch Streamlit at localhost:8501</w:t>
             </w:r>
           </w:p>
         </w:tc>
@@ -20290,37 +17564,12 @@
             <w:vAlign w:val="center"/>
           </w:tcPr>
           <w:p>
-            <w:proofErr w:type="gramStart"/>
-            <w:r>
-              <w:rPr>
-                <w:sz w:val="18"/>
-                <w:szCs w:val="18"/>
-              </w:rPr>
-              <w:t>cd</w:t>
-            </w:r>
-            <w:proofErr w:type="gramEnd"/>
-            <w:r>
-              <w:rPr>
-                <w:sz w:val="18"/>
-                <w:szCs w:val="18"/>
-              </w:rPr>
-              <w:t xml:space="preserve"> </w:t>
-            </w:r>
-            <w:proofErr w:type="gramStart"/>
-            <w:r>
-              <w:rPr>
-                <w:sz w:val="18"/>
-                <w:szCs w:val="18"/>
-              </w:rPr>
-              <w:t>data &amp;&amp;</w:t>
-            </w:r>
-            <w:proofErr w:type="gramEnd"/>
-            <w:r>
-              <w:rPr>
-                <w:sz w:val="18"/>
-                <w:szCs w:val="18"/>
-              </w:rPr>
-              <w:t xml:space="preserve"> python Clean_Data_Pipeline.py</w:t>
+            <w:r>
+              <w:rPr>
+                <w:sz w:val="18"/>
+                <w:szCs w:val="18"/>
+              </w:rPr>
+              <w:t xml:space="preserve">cd data &amp;&amp; python Clean_Data_Pipeline.py</w:t>
             </w:r>
           </w:p>
         </w:tc>
@@ -20359,23 +17608,13 @@
         <w:spacing w:before="360" w:after="160"/>
       </w:pPr>
       <w:bookmarkStart w:id="37" w:name="_Toc235062651"/>
-      <w:proofErr w:type="gramStart"/>
       <w:r>
         <w:rPr>
           <w:b/>
           <w:bCs/>
           <w:color w:val="1E293B"/>
         </w:rPr>
-        <w:t>6.4  End</w:t>
-      </w:r>
-      <w:proofErr w:type="gramEnd"/>
-      <w:r>
-        <w:rPr>
-          <w:b/>
-          <w:bCs/>
-          <w:color w:val="1E293B"/>
-        </w:rPr>
-        <w:t xml:space="preserve"> User Manual</w:t>
+        <w:t xml:space="preserve">6.4  End User Manual</w:t>
       </w:r>
       <w:bookmarkEnd w:id="37"/>
     </w:p>
@@ -20394,23 +17633,10 @@
           <w:bCs/>
           <w:color w:val="0F172A"/>
         </w:rPr>
-        <w:t>Step 1 — Configure Profile</w:t>
-      </w:r>
-      <w:proofErr w:type="gramStart"/>
-      <w:r>
-        <w:rPr>
-          <w:b/>
-          <w:bCs/>
-          <w:color w:val="0F172A"/>
-        </w:rPr>
-        <w:t xml:space="preserve">: </w:t>
+        <w:t xml:space="preserve">Step 1 — Configure Profile: </w:t>
       </w:r>
       <w:r>
-        <w:t xml:space="preserve"> Use</w:t>
-      </w:r>
-      <w:proofErr w:type="gramEnd"/>
-      <w:r>
-        <w:t xml:space="preserve"> sidebar controls to select Borough, Property Type, Year Built, and GFA.</w:t>
+        <w:t xml:space="preserve"> Use sidebar controls to select Borough, Property Type, Year Built, and GFA.</w:t>
       </w:r>
     </w:p>
     <w:p>
@@ -20431,15 +17657,7 @@
         <w:t xml:space="preserve">Step 2 — Tab 1 &amp; Tab 3 Analysis: </w:t>
       </w:r>
       <w:r>
-        <w:t xml:space="preserve"> Review real-time KPI cards, predicted GHG emissions (R² = 81.65%), liability ($/</w:t>
-      </w:r>
-      <w:proofErr w:type="spellStart"/>
-      <w:r>
-        <w:t>sqft</w:t>
-      </w:r>
-      <w:proofErr w:type="spellEnd"/>
-      <w:r>
-        <w:t>), and peer gaps.</w:t>
+        <w:t xml:space="preserve"> Review real-time KPI cards, predicted GHG emissions (R² = 81.65%), liability ($/sqft), and peer gaps.</w:t>
       </w:r>
     </w:p>
     <w:p>
@@ -20457,23 +17675,10 @@
           <w:bCs/>
           <w:color w:val="0F172A"/>
         </w:rPr>
-        <w:t>Step 3 — Tab 2 &amp; Tab 4 Simulation</w:t>
-      </w:r>
-      <w:proofErr w:type="gramStart"/>
-      <w:r>
-        <w:rPr>
-          <w:b/>
-          <w:bCs/>
-          <w:color w:val="0F172A"/>
-        </w:rPr>
-        <w:t xml:space="preserve">: </w:t>
+        <w:t xml:space="preserve">Step 3 — Tab 2 &amp; Tab 4 Simulation: </w:t>
       </w:r>
       <w:r>
-        <w:t xml:space="preserve"> Model</w:t>
-      </w:r>
-      <w:proofErr w:type="gramEnd"/>
-      <w:r>
-        <w:t xml:space="preserve"> HVAC retro-commissioning, envelope insulation, and electrification upgrades across the 5 Decarbonization Playbooks.</w:t>
+        <w:t xml:space="preserve"> Model HVAC retro-commissioning, envelope insulation, and electrification upgrades across the 5 Decarbonization Playbooks.</w:t>
       </w:r>
     </w:p>
     <w:p>
@@ -20495,15 +17700,7 @@
         <w:t xml:space="preserve">Step 4 — Tab 5 AI Chatbot: </w:t>
       </w:r>
       <w:r>
-        <w:t xml:space="preserve"> Ask natural-language strategic questions in English or Arabic to dynamically generate custom interactive </w:t>
-      </w:r>
-      <w:proofErr w:type="spellStart"/>
-      <w:r>
-        <w:t>Plotly</w:t>
-      </w:r>
-      <w:proofErr w:type="spellEnd"/>
-      <w:r>
-        <w:t xml:space="preserve"> charts and quantitative audits (Dual-Engine: Gemini 2.5 Flash + Local Fallback).</w:t>
+        <w:t xml:space="preserve"> Ask natural-language strategic questions in English or Arabic to dynamically generate custom interactive Plotly charts and quantitative audits (Dual-Engine: Gemini 2.5 Flash + Local Fallback).</w:t>
       </w:r>
     </w:p>
     <w:p>
@@ -20521,31 +17718,10 @@
           <w:bCs/>
           <w:color w:val="0F172A"/>
         </w:rPr>
-        <w:t>Step 5 — Enterprise Visual BI Portals</w:t>
-      </w:r>
-      <w:proofErr w:type="gramStart"/>
-      <w:r>
-        <w:rPr>
-          <w:b/>
-          <w:bCs/>
-          <w:color w:val="0F172A"/>
-        </w:rPr>
-        <w:t xml:space="preserve">: </w:t>
+        <w:t xml:space="preserve">Step 5 — Enterprise Visual BI Portals: </w:t>
       </w:r>
       <w:r>
-        <w:t xml:space="preserve"> To</w:t>
-      </w:r>
-      <w:proofErr w:type="gramEnd"/>
-      <w:r>
-        <w:t xml:space="preserve"> complement the </w:t>
-      </w:r>
-      <w:proofErr w:type="spellStart"/>
-      <w:r>
-        <w:t>Streamlit</w:t>
-      </w:r>
-      <w:proofErr w:type="spellEnd"/>
-      <w:r>
-        <w:t xml:space="preserve"> dashboard and 16-sheet Excel model, the suite integrates standalone Dual-Engine 3-Page Executive BI Portals for Power BI and Tableau.</w:t>
+        <w:t xml:space="preserve"> To complement the Streamlit dashboard and 16-sheet Excel model, the suite integrates standalone Dual-Engine 3-Page Executive BI Portals for Power BI and Tableau.</w:t>
       </w:r>
     </w:p>
     <w:p>
@@ -20575,21 +17751,8 @@
       <w:pPr>
         <w:spacing w:after="160" w:line="276" w:lineRule="auto"/>
       </w:pPr>
-      <w:proofErr w:type="spellStart"/>
       <w:r>
-        <w:t>NYC_Carbon_Heist_Mitigation_PowerBI_Dashboard.pbix</w:t>
-      </w:r>
-      <w:proofErr w:type="spellEnd"/>
-      <w:r>
-        <w:t xml:space="preserve"> — features 3 progressive pages (Factors Affecting GHG Emissions → Asset Granularity &amp; Construction Era → Carbon Cost &amp; Savings Analysis Waterfall) built with Dark Royal Navy </w:t>
-      </w:r>
-      <w:proofErr w:type="gramStart"/>
-      <w:r>
-        <w:t>styling (#</w:t>
-      </w:r>
-      <w:proofErr w:type="gramEnd"/>
-      <w:r>
-        <w:t>0F172A), custom DAX measures, and synchronized slicers for Borough, Property Type, and Decade Built.</w:t>
+        <w:t xml:space="preserve">NYC_Carbon_Heist_Mitigation_PowerBI_Dashboard.pbix — features 3 progressive pages (Factors Affecting GHG Emissions → Asset Granularity &amp; Construction Era → Carbon Cost &amp; Savings Analysis Waterfall) built with Dark Royal Navy styling (#0F172A), custom DAX measures, and synchronized slicers for Borough, Property Type, and Decade Built.</w:t>
       </w:r>
     </w:p>
     <w:p>
@@ -20614,13 +17777,8 @@
       <w:pPr>
         <w:spacing w:after="160" w:line="276" w:lineRule="auto"/>
       </w:pPr>
-      <w:proofErr w:type="spellStart"/>
       <w:r>
-        <w:t>NYC_Carbon_Heist_Mitigation_Tableau_Dashboard.twbx</w:t>
-      </w:r>
-      <w:proofErr w:type="spellEnd"/>
-      <w:r>
-        <w:t xml:space="preserve"> — features 3 progressive pages (NYC Energy Efficiency &amp; Emissions Monitor → LL97 Compliance &amp; Carbon Performance → Decarbonization Roadmap) packaged with internal data extracts (.csv) and an embedded mobile-scannable QR code framed in crisp white (#FFFFFF) for instant boardroom presentation bridging to the live online Tableau portal.</w:t>
+        <w:t xml:space="preserve">NYC_Carbon_Heist_Mitigation_Tableau_Dashboard.twbx — features 3 progressive pages (NYC Energy Efficiency &amp; Emissions Monitor → LL97 Compliance &amp; Carbon Performance → Decarbonization Roadmap) packaged with internal data extracts (.csv) and an embedded mobile-scannable QR code framed in crisp white (#FFFFFF) for instant boardroom presentation bridging to the live online Tableau portal.</w:t>
       </w:r>
     </w:p>
     <w:p>
@@ -20634,23 +17792,13 @@
         <w:spacing w:before="360" w:after="160"/>
       </w:pPr>
       <w:bookmarkStart w:id="40" w:name="_Toc235062654"/>
-      <w:proofErr w:type="gramStart"/>
       <w:r>
         <w:rPr>
           <w:b/>
           <w:bCs/>
           <w:color w:val="1E293B"/>
         </w:rPr>
-        <w:t>6.5  Database</w:t>
-      </w:r>
-      <w:proofErr w:type="gramEnd"/>
-      <w:r>
-        <w:rPr>
-          <w:b/>
-          <w:bCs/>
-          <w:color w:val="1E293B"/>
-        </w:rPr>
-        <w:t xml:space="preserve"> Initialization</w:t>
+        <w:t xml:space="preserve">6.5  Database Initialization</w:t>
       </w:r>
       <w:bookmarkEnd w:id="40"/>
     </w:p>
@@ -20724,17 +17872,8 @@
                 <w:sz w:val="20"/>
                 <w:szCs w:val="20"/>
               </w:rPr>
-              <w:t>database/</w:t>
-            </w:r>
-            <w:proofErr w:type="spellStart"/>
-            <w:r>
-              <w:rPr>
-                <w:sz w:val="20"/>
-                <w:szCs w:val="20"/>
-              </w:rPr>
-              <w:t>carbon_heist_schema_mysql.sql</w:t>
-            </w:r>
-            <w:proofErr w:type="spellEnd"/>
+              <w:t>database/carbon_heist_schema_mysql.sql</w:t>
+            </w:r>
           </w:p>
         </w:tc>
       </w:tr>
@@ -20787,17 +17926,8 @@
                 <w:sz w:val="20"/>
                 <w:szCs w:val="20"/>
               </w:rPr>
-              <w:t>database/</w:t>
-            </w:r>
-            <w:proofErr w:type="spellStart"/>
-            <w:r>
-              <w:rPr>
-                <w:sz w:val="20"/>
-                <w:szCs w:val="20"/>
-              </w:rPr>
-              <w:t>carbon_heist_schema_mssql.sql</w:t>
-            </w:r>
-            <w:proofErr w:type="spellEnd"/>
+              <w:t>database/carbon_heist_schema_mssql.sql</w:t>
+            </w:r>
           </w:p>
         </w:tc>
       </w:tr>
